--- a/lessons/3-7/downloads/reveal/3.7-session-2-practice-form-b.docx
+++ b/lessons/3-7/downloads/reveal/3.7-session-2-practice-form-b.docx
@@ -15,7 +15,7 @@
         <w:rPr>
           <w:rFonts w:ascii="Avenir Next" w:hAnsi="Avenir Next" w:cs="Avenir Next" w:eastAsia="Avenir Next"/>
           <w:color w:val="1A1A1A"/>
-          <w:sz w:val="20"/>
+          <w:sz w:val="22"/>
           <w:szCs w:val="20"/>
         </w:rPr>
         <w:t xml:space="preserve">Name</w:t>
@@ -33,7 +33,7 @@
         <w:rPr>
           <w:rFonts w:ascii="Avenir Next" w:hAnsi="Avenir Next" w:cs="Avenir Next" w:eastAsia="Avenir Next"/>
           <w:color w:val="1A1A1A"/>
-          <w:sz w:val="20"/>
+          <w:sz w:val="22"/>
           <w:szCs w:val="20"/>
         </w:rPr>
         <w:t xml:space="preserve">   Date</w:t>
@@ -51,7 +51,7 @@
         <w:rPr>
           <w:rFonts w:ascii="Avenir Next" w:hAnsi="Avenir Next" w:cs="Avenir Next" w:eastAsia="Avenir Next"/>
           <w:color w:val="1A1A1A"/>
-          <w:sz w:val="20"/>
+          <w:sz w:val="22"/>
           <w:szCs w:val="20"/>
         </w:rPr>
         <w:t xml:space="preserve">   Period</w:t>
@@ -78,7 +78,7 @@
           <w:caps/>
           <w:color w:val="003A70"/>
           <w:spacing w:val="12"/>
-          <w:sz w:val="19"/>
+          <w:sz w:val="22"/>
           <w:szCs w:val="19"/>
         </w:rPr>
         <w:t xml:space="preserve">Lesson 3-7  ·  Session 2  ·  Practice  ·  Form B</w:t>
@@ -86,6 +86,7 @@
     </w:p>
     <w:p>
       <w:pPr>
+        <w:pStyle w:val="Heading1"/>
         <w:keepNext/>
         <w:spacing w:before="0" w:after="10" w:line="240" w:lineRule="auto"/>
       </w:pPr>
@@ -111,7 +112,7 @@
         <w:rPr>
           <w:rFonts w:ascii="Avenir Next" w:hAnsi="Avenir Next" w:cs="Avenir Next" w:eastAsia="Avenir Next"/>
           <w:color w:val="5A5F66"/>
-          <w:sz w:val="17"/>
+          <w:sz w:val="22"/>
           <w:szCs w:val="17"/>
         </w:rPr>
         <w:t xml:space="preserve">Learning target — I can solve a multi-step problem that requires converting units before using a rate.</w:t>
@@ -128,7 +129,7 @@
     </w:p>
     <w:p>
       <w:pPr>
-        <w:spacing w:before="0" w:after="0" w:line="60" w:lineRule="auto"/>
+        <w:spacing w:before="0" w:after="0" w:line="50" w:lineRule="exact"/>
       </w:pPr>
     </w:p>
     <w:tbl>
@@ -167,6 +168,7 @@
           </w:tcPr>
           <w:p>
             <w:pPr>
+              <w:pStyle w:val="Heading2"/>
               <w:spacing w:before="0" w:after="40" w:line="264" w:lineRule="auto"/>
             </w:pPr>
             <w:r>
@@ -194,63 +196,63 @@
                 <w:rFonts w:ascii="Avenir Next" w:hAnsi="Avenir Next" w:cs="Avenir Next" w:eastAsia="Avenir Next"/>
                 <w:b/>
                 <w:color w:val="003A70"/>
+                <w:sz w:val="22"/>
+                <w:szCs w:val="18"/>
+              </w:rPr>
+              <w:t xml:space="preserve">•</w:t>
+            </w:r>
+            <w:r>
+              <w:rPr>
+                <w:rFonts w:ascii="Avenir Next" w:hAnsi="Avenir Next" w:cs="Avenir Next" w:eastAsia="Avenir Next"/>
+                <w:color w:val="1A1A1A"/>
                 <w:sz w:val="18"/>
                 <w:szCs w:val="18"/>
               </w:rPr>
-              <w:t xml:space="preserve">•</w:t>
-            </w:r>
-            <w:r>
-              <w:rPr>
-                <w:rFonts w:ascii="Avenir Next" w:hAnsi="Avenir Next" w:cs="Avenir Next" w:eastAsia="Avenir Next"/>
-                <w:color w:val="1A1A1A"/>
-                <w:sz w:val="18"/>
+              <w:tab/>
+            </w:r>
+            <w:r>
+              <w:rPr>
+                <w:rFonts w:ascii="Avenir Next" w:hAnsi="Avenir Next" w:cs="Avenir Next" w:eastAsia="Avenir Next"/>
+                <w:color w:val="1A1A1A"/>
+                <w:sz w:val="22"/>
                 <w:szCs w:val="18"/>
               </w:rPr>
-              <w:tab/>
-            </w:r>
-            <w:r>
-              <w:rPr>
-                <w:rFonts w:ascii="Avenir Next" w:hAnsi="Avenir Next" w:cs="Avenir Next" w:eastAsia="Avenir Next"/>
-                <w:color w:val="1A1A1A"/>
-                <w:sz w:val="18"/>
+              <w:t xml:space="preserve">Start with the amount you are given. Change it to the unit the </w:t>
+            </w:r>
+            <w:r>
+              <w:rPr>
+                <w:rFonts w:ascii="Avenir Next" w:hAnsi="Avenir Next" w:cs="Avenir Next" w:eastAsia="Avenir Next"/>
+                <w:b/>
+                <w:color w:val="1A1A1A"/>
+                <w:sz w:val="22"/>
                 <w:szCs w:val="18"/>
               </w:rPr>
-              <w:t xml:space="preserve">Start with the amount you are given. Change it to the unit the </w:t>
-            </w:r>
-            <w:r>
-              <w:rPr>
-                <w:rFonts w:ascii="Avenir Next" w:hAnsi="Avenir Next" w:cs="Avenir Next" w:eastAsia="Avenir Next"/>
-                <w:b/>
-                <w:color w:val="1A1A1A"/>
-                <w:sz w:val="18"/>
+              <w:t xml:space="preserve">next step</w:t>
+            </w:r>
+            <w:r>
+              <w:rPr>
+                <w:rFonts w:ascii="Avenir Next" w:hAnsi="Avenir Next" w:cs="Avenir Next" w:eastAsia="Avenir Next"/>
+                <w:color w:val="1A1A1A"/>
+                <w:sz w:val="22"/>
                 <w:szCs w:val="18"/>
               </w:rPr>
-              <w:t xml:space="preserve">next step</w:t>
-            </w:r>
-            <w:r>
-              <w:rPr>
-                <w:rFonts w:ascii="Avenir Next" w:hAnsi="Avenir Next" w:cs="Avenir Next" w:eastAsia="Avenir Next"/>
-                <w:color w:val="1A1A1A"/>
-                <w:sz w:val="18"/>
+              <w:t xml:space="preserve"> needs. Then use the </w:t>
+            </w:r>
+            <w:r>
+              <w:rPr>
+                <w:rFonts w:ascii="Avenir Next" w:hAnsi="Avenir Next" w:cs="Avenir Next" w:eastAsia="Avenir Next"/>
+                <w:b/>
+                <w:color w:val="1A1A1A"/>
+                <w:sz w:val="22"/>
                 <w:szCs w:val="18"/>
               </w:rPr>
-              <w:t xml:space="preserve"> needs. Then use the </w:t>
-            </w:r>
-            <w:r>
-              <w:rPr>
-                <w:rFonts w:ascii="Avenir Next" w:hAnsi="Avenir Next" w:cs="Avenir Next" w:eastAsia="Avenir Next"/>
-                <w:b/>
-                <w:color w:val="1A1A1A"/>
-                <w:sz w:val="18"/>
-                <w:szCs w:val="18"/>
-              </w:rPr>
               <w:t xml:space="preserve">rate</w:t>
             </w:r>
             <w:r>
               <w:rPr>
                 <w:rFonts w:ascii="Avenir Next" w:hAnsi="Avenir Next" w:cs="Avenir Next" w:eastAsia="Avenir Next"/>
                 <w:color w:val="1A1A1A"/>
-                <w:sz w:val="18"/>
+                <w:sz w:val="22"/>
                 <w:szCs w:val="18"/>
               </w:rPr>
               <w:t xml:space="preserve">.</w:t>
@@ -269,44 +271,44 @@
                 <w:rFonts w:ascii="Avenir Next" w:hAnsi="Avenir Next" w:cs="Avenir Next" w:eastAsia="Avenir Next"/>
                 <w:b/>
                 <w:color w:val="003A70"/>
+                <w:sz w:val="22"/>
+                <w:szCs w:val="18"/>
+              </w:rPr>
+              <w:t xml:space="preserve">•</w:t>
+            </w:r>
+            <w:r>
+              <w:rPr>
+                <w:rFonts w:ascii="Avenir Next" w:hAnsi="Avenir Next" w:cs="Avenir Next" w:eastAsia="Avenir Next"/>
+                <w:color w:val="1A1A1A"/>
                 <w:sz w:val="18"/>
                 <w:szCs w:val="18"/>
               </w:rPr>
-              <w:t xml:space="preserve">•</w:t>
-            </w:r>
-            <w:r>
-              <w:rPr>
-                <w:rFonts w:ascii="Avenir Next" w:hAnsi="Avenir Next" w:cs="Avenir Next" w:eastAsia="Avenir Next"/>
-                <w:color w:val="1A1A1A"/>
-                <w:sz w:val="18"/>
+              <w:tab/>
+            </w:r>
+            <w:r>
+              <w:rPr>
+                <w:rFonts w:ascii="Avenir Next" w:hAnsi="Avenir Next" w:cs="Avenir Next" w:eastAsia="Avenir Next"/>
+                <w:color w:val="1A1A1A"/>
+                <w:sz w:val="22"/>
                 <w:szCs w:val="18"/>
               </w:rPr>
-              <w:tab/>
-            </w:r>
-            <w:r>
-              <w:rPr>
-                <w:rFonts w:ascii="Avenir Next" w:hAnsi="Avenir Next" w:cs="Avenir Next" w:eastAsia="Avenir Next"/>
-                <w:color w:val="1A1A1A"/>
-                <w:sz w:val="18"/>
+              <w:t xml:space="preserve">Write the </w:t>
+            </w:r>
+            <w:r>
+              <w:rPr>
+                <w:rFonts w:ascii="Avenir Next" w:hAnsi="Avenir Next" w:cs="Avenir Next" w:eastAsia="Avenir Next"/>
+                <w:b/>
+                <w:color w:val="1A1A1A"/>
+                <w:sz w:val="22"/>
                 <w:szCs w:val="18"/>
               </w:rPr>
-              <w:t xml:space="preserve">Write the </w:t>
-            </w:r>
-            <w:r>
-              <w:rPr>
-                <w:rFonts w:ascii="Avenir Next" w:hAnsi="Avenir Next" w:cs="Avenir Next" w:eastAsia="Avenir Next"/>
-                <w:b/>
-                <w:color w:val="1A1A1A"/>
-                <w:sz w:val="18"/>
-                <w:szCs w:val="18"/>
-              </w:rPr>
               <w:t xml:space="preserve">unit</w:t>
             </w:r>
             <w:r>
               <w:rPr>
                 <w:rFonts w:ascii="Avenir Next" w:hAnsi="Avenir Next" w:cs="Avenir Next" w:eastAsia="Avenir Next"/>
                 <w:color w:val="1A1A1A"/>
-                <w:sz w:val="18"/>
+                <w:sz w:val="22"/>
                 <w:szCs w:val="18"/>
               </w:rPr>
               <w:t xml:space="preserve"> after every answer: lb, then kg, then mg, then mL.</w:t>
@@ -325,44 +327,44 @@
                 <w:rFonts w:ascii="Avenir Next" w:hAnsi="Avenir Next" w:cs="Avenir Next" w:eastAsia="Avenir Next"/>
                 <w:b/>
                 <w:color w:val="003A70"/>
+                <w:sz w:val="22"/>
+                <w:szCs w:val="18"/>
+              </w:rPr>
+              <w:t xml:space="preserve">•</w:t>
+            </w:r>
+            <w:r>
+              <w:rPr>
+                <w:rFonts w:ascii="Avenir Next" w:hAnsi="Avenir Next" w:cs="Avenir Next" w:eastAsia="Avenir Next"/>
+                <w:color w:val="1A1A1A"/>
                 <w:sz w:val="18"/>
                 <w:szCs w:val="18"/>
               </w:rPr>
-              <w:t xml:space="preserve">•</w:t>
-            </w:r>
-            <w:r>
-              <w:rPr>
-                <w:rFonts w:ascii="Avenir Next" w:hAnsi="Avenir Next" w:cs="Avenir Next" w:eastAsia="Avenir Next"/>
-                <w:color w:val="1A1A1A"/>
-                <w:sz w:val="18"/>
+              <w:tab/>
+            </w:r>
+            <w:r>
+              <w:rPr>
+                <w:rFonts w:ascii="Avenir Next" w:hAnsi="Avenir Next" w:cs="Avenir Next" w:eastAsia="Avenir Next"/>
+                <w:color w:val="1A1A1A"/>
+                <w:sz w:val="22"/>
                 <w:szCs w:val="18"/>
               </w:rPr>
-              <w:tab/>
-            </w:r>
-            <w:r>
-              <w:rPr>
-                <w:rFonts w:ascii="Avenir Next" w:hAnsi="Avenir Next" w:cs="Avenir Next" w:eastAsia="Avenir Next"/>
-                <w:color w:val="1A1A1A"/>
-                <w:sz w:val="18"/>
+              <w:t xml:space="preserve">For area, multiply length × width, then divide by what one bag or can covers. Round </w:t>
+            </w:r>
+            <w:r>
+              <w:rPr>
+                <w:rFonts w:ascii="Avenir Next" w:hAnsi="Avenir Next" w:cs="Avenir Next" w:eastAsia="Avenir Next"/>
+                <w:b/>
+                <w:color w:val="1A1A1A"/>
+                <w:sz w:val="22"/>
                 <w:szCs w:val="18"/>
               </w:rPr>
-              <w:t xml:space="preserve">For area, multiply length × width, then divide by what one bag or can covers. Round </w:t>
-            </w:r>
-            <w:r>
-              <w:rPr>
-                <w:rFonts w:ascii="Avenir Next" w:hAnsi="Avenir Next" w:cs="Avenir Next" w:eastAsia="Avenir Next"/>
-                <w:b/>
-                <w:color w:val="1A1A1A"/>
-                <w:sz w:val="18"/>
-                <w:szCs w:val="18"/>
-              </w:rPr>
               <w:t xml:space="preserve">up</w:t>
             </w:r>
             <w:r>
               <w:rPr>
                 <w:rFonts w:ascii="Avenir Next" w:hAnsi="Avenir Next" w:cs="Avenir Next" w:eastAsia="Avenir Next"/>
                 <w:color w:val="1A1A1A"/>
-                <w:sz w:val="18"/>
+                <w:sz w:val="22"/>
                 <w:szCs w:val="18"/>
               </w:rPr>
               <w:t xml:space="preserve"> for whole items.</w:t>
@@ -377,6 +379,7 @@
           </w:tcPr>
           <w:p>
             <w:pPr>
+              <w:pStyle w:val="Heading2"/>
               <w:spacing w:before="0" w:after="40" w:line="264" w:lineRule="auto"/>
             </w:pPr>
             <w:r>
@@ -399,7 +402,7 @@
               <w:rPr>
                 <w:rFonts w:ascii="Avenir Next" w:hAnsi="Avenir Next" w:cs="Avenir Next" w:eastAsia="Avenir Next"/>
                 <w:color w:val="1A1A1A"/>
-                <w:sz w:val="17"/>
+                <w:sz w:val="22"/>
                 <w:szCs w:val="17"/>
               </w:rPr>
               <w:t xml:space="preserve">A cat weighs 11 lb. The dose is 3 mg per kg. The syrup has 5 mg per mL. (1 kg ≈ 2.2 lb)</w:t>
@@ -418,25 +421,25 @@
                 <w:rFonts w:ascii="Avenir Next" w:hAnsi="Avenir Next" w:cs="Avenir Next" w:eastAsia="Avenir Next"/>
                 <w:b/>
                 <w:color w:val="003A70"/>
+                <w:sz w:val="22"/>
+                <w:szCs w:val="17"/>
+              </w:rPr>
+              <w:t xml:space="preserve">Step 1</w:t>
+            </w:r>
+            <w:r>
+              <w:rPr>
+                <w:rFonts w:ascii="Avenir Next" w:hAnsi="Avenir Next" w:cs="Avenir Next" w:eastAsia="Avenir Next"/>
+                <w:color w:val="1A1A1A"/>
                 <w:sz w:val="17"/>
                 <w:szCs w:val="17"/>
               </w:rPr>
-              <w:t xml:space="preserve">Step 1</w:t>
-            </w:r>
-            <w:r>
-              <w:rPr>
-                <w:rFonts w:ascii="Avenir Next" w:hAnsi="Avenir Next" w:cs="Avenir Next" w:eastAsia="Avenir Next"/>
-                <w:color w:val="1A1A1A"/>
-                <w:sz w:val="17"/>
-                <w:szCs w:val="17"/>
-              </w:rPr>
               <w:tab/>
             </w:r>
             <w:r>
               <w:rPr>
                 <w:rFonts w:ascii="Avenir Next" w:hAnsi="Avenir Next" w:cs="Avenir Next" w:eastAsia="Avenir Next"/>
                 <w:color w:val="1A1A1A"/>
-                <w:sz w:val="17"/>
+                <w:sz w:val="22"/>
                 <w:szCs w:val="17"/>
               </w:rPr>
               <w:t xml:space="preserve">11 ÷ 2.2 = 5 kg.</w:t>
@@ -455,25 +458,25 @@
                 <w:rFonts w:ascii="Avenir Next" w:hAnsi="Avenir Next" w:cs="Avenir Next" w:eastAsia="Avenir Next"/>
                 <w:b/>
                 <w:color w:val="003A70"/>
+                <w:sz w:val="22"/>
+                <w:szCs w:val="17"/>
+              </w:rPr>
+              <w:t xml:space="preserve">Step 2</w:t>
+            </w:r>
+            <w:r>
+              <w:rPr>
+                <w:rFonts w:ascii="Avenir Next" w:hAnsi="Avenir Next" w:cs="Avenir Next" w:eastAsia="Avenir Next"/>
+                <w:color w:val="1A1A1A"/>
                 <w:sz w:val="17"/>
                 <w:szCs w:val="17"/>
               </w:rPr>
-              <w:t xml:space="preserve">Step 2</w:t>
-            </w:r>
-            <w:r>
-              <w:rPr>
-                <w:rFonts w:ascii="Avenir Next" w:hAnsi="Avenir Next" w:cs="Avenir Next" w:eastAsia="Avenir Next"/>
-                <w:color w:val="1A1A1A"/>
-                <w:sz w:val="17"/>
-                <w:szCs w:val="17"/>
-              </w:rPr>
               <w:tab/>
             </w:r>
             <w:r>
               <w:rPr>
                 <w:rFonts w:ascii="Avenir Next" w:hAnsi="Avenir Next" w:cs="Avenir Next" w:eastAsia="Avenir Next"/>
                 <w:color w:val="1A1A1A"/>
-                <w:sz w:val="17"/>
+                <w:sz w:val="22"/>
                 <w:szCs w:val="17"/>
               </w:rPr>
               <w:t xml:space="preserve">5 kg × 3 mg per kg = 15 mg.</w:t>
@@ -492,25 +495,25 @@
                 <w:rFonts w:ascii="Avenir Next" w:hAnsi="Avenir Next" w:cs="Avenir Next" w:eastAsia="Avenir Next"/>
                 <w:b/>
                 <w:color w:val="003A70"/>
+                <w:sz w:val="22"/>
+                <w:szCs w:val="17"/>
+              </w:rPr>
+              <w:t xml:space="preserve">Step 3</w:t>
+            </w:r>
+            <w:r>
+              <w:rPr>
+                <w:rFonts w:ascii="Avenir Next" w:hAnsi="Avenir Next" w:cs="Avenir Next" w:eastAsia="Avenir Next"/>
+                <w:color w:val="1A1A1A"/>
                 <w:sz w:val="17"/>
                 <w:szCs w:val="17"/>
               </w:rPr>
-              <w:t xml:space="preserve">Step 3</w:t>
-            </w:r>
-            <w:r>
-              <w:rPr>
-                <w:rFonts w:ascii="Avenir Next" w:hAnsi="Avenir Next" w:cs="Avenir Next" w:eastAsia="Avenir Next"/>
-                <w:color w:val="1A1A1A"/>
-                <w:sz w:val="17"/>
-                <w:szCs w:val="17"/>
-              </w:rPr>
               <w:tab/>
             </w:r>
             <w:r>
               <w:rPr>
                 <w:rFonts w:ascii="Avenir Next" w:hAnsi="Avenir Next" w:cs="Avenir Next" w:eastAsia="Avenir Next"/>
                 <w:color w:val="1A1A1A"/>
-                <w:sz w:val="17"/>
+                <w:sz w:val="22"/>
                 <w:szCs w:val="17"/>
               </w:rPr>
               <w:t xml:space="preserve">15 mg ÷ 5 mg per mL = 3 mL.</w:t>
@@ -529,18 +532,18 @@
                 <w:rFonts w:ascii="Avenir Next" w:hAnsi="Avenir Next" w:cs="Avenir Next" w:eastAsia="Avenir Next"/>
                 <w:b/>
                 <w:color w:val="1A1A1A"/>
+                <w:sz w:val="22"/>
+                <w:szCs w:val="17"/>
+              </w:rPr>
+              <w:t xml:space="preserve">Answer</w:t>
+            </w:r>
+            <w:r>
+              <w:rPr>
+                <w:rFonts w:ascii="Avenir Next" w:hAnsi="Avenir Next" w:cs="Avenir Next" w:eastAsia="Avenir Next"/>
+                <w:color w:val="1A1A1A"/>
                 <w:sz w:val="17"/>
                 <w:szCs w:val="17"/>
               </w:rPr>
-              <w:t xml:space="preserve">Answer</w:t>
-            </w:r>
-            <w:r>
-              <w:rPr>
-                <w:rFonts w:ascii="Avenir Next" w:hAnsi="Avenir Next" w:cs="Avenir Next" w:eastAsia="Avenir Next"/>
-                <w:color w:val="1A1A1A"/>
-                <w:sz w:val="17"/>
-                <w:szCs w:val="17"/>
-              </w:rPr>
               <w:tab/>
             </w:r>
             <w:r>
@@ -548,7 +551,7 @@
                 <w:rFonts w:ascii="Avenir Next" w:hAnsi="Avenir Next" w:cs="Avenir Next" w:eastAsia="Avenir Next"/>
                 <w:b/>
                 <w:color w:val="1A1A1A"/>
-                <w:sz w:val="17"/>
+                <w:sz w:val="22"/>
                 <w:szCs w:val="17"/>
               </w:rPr>
               <w:t xml:space="preserve">3 mL of syrup</w:t>
@@ -577,7 +580,7 @@
           <w:rFonts w:ascii="Avenir Next" w:hAnsi="Avenir Next" w:cs="Avenir Next" w:eastAsia="Avenir Next"/>
           <w:b/>
           <w:color w:val="1A1A1A"/>
-          <w:sz w:val="17"/>
+          <w:sz w:val="22"/>
           <w:szCs w:val="17"/>
         </w:rPr>
         <w:t xml:space="preserve">multi-step</w:t>
@@ -587,7 +590,7 @@
           <w:rFonts w:ascii="Avenir Next" w:hAnsi="Avenir Next" w:cs="Avenir Next" w:eastAsia="Avenir Next"/>
           <w:i/>
           <w:color w:val="5A5F66"/>
-          <w:sz w:val="17"/>
+          <w:sz w:val="22"/>
           <w:szCs w:val="17"/>
         </w:rPr>
         <w:t xml:space="preserve"> (de varios pasos)</w:t>
@@ -596,7 +599,7 @@
         <w:rPr>
           <w:rFonts w:ascii="Avenir Next" w:hAnsi="Avenir Next" w:cs="Avenir Next" w:eastAsia="Avenir Next"/>
           <w:color w:val="5A5F66"/>
-          <w:sz w:val="17"/>
+          <w:sz w:val="22"/>
           <w:szCs w:val="17"/>
         </w:rPr>
         <w:t xml:space="preserve">   ·   </w:t>
@@ -606,7 +609,7 @@
           <w:rFonts w:ascii="Avenir Next" w:hAnsi="Avenir Next" w:cs="Avenir Next" w:eastAsia="Avenir Next"/>
           <w:b/>
           <w:color w:val="1A1A1A"/>
-          <w:sz w:val="17"/>
+          <w:sz w:val="22"/>
           <w:szCs w:val="17"/>
         </w:rPr>
         <w:t xml:space="preserve">dose</w:t>
@@ -616,7 +619,7 @@
           <w:rFonts w:ascii="Avenir Next" w:hAnsi="Avenir Next" w:cs="Avenir Next" w:eastAsia="Avenir Next"/>
           <w:i/>
           <w:color w:val="5A5F66"/>
-          <w:sz w:val="17"/>
+          <w:sz w:val="22"/>
           <w:szCs w:val="17"/>
         </w:rPr>
         <w:t xml:space="preserve"> (dosis)</w:t>
@@ -625,7 +628,7 @@
         <w:rPr>
           <w:rFonts w:ascii="Avenir Next" w:hAnsi="Avenir Next" w:cs="Avenir Next" w:eastAsia="Avenir Next"/>
           <w:color w:val="5A5F66"/>
-          <w:sz w:val="17"/>
+          <w:sz w:val="22"/>
           <w:szCs w:val="17"/>
         </w:rPr>
         <w:t xml:space="preserve">   ·   </w:t>
@@ -635,7 +638,7 @@
           <w:rFonts w:ascii="Avenir Next" w:hAnsi="Avenir Next" w:cs="Avenir Next" w:eastAsia="Avenir Next"/>
           <w:b/>
           <w:color w:val="1A1A1A"/>
-          <w:sz w:val="17"/>
+          <w:sz w:val="22"/>
           <w:szCs w:val="17"/>
         </w:rPr>
         <w:t xml:space="preserve">per</w:t>
@@ -645,7 +648,7 @@
           <w:rFonts w:ascii="Avenir Next" w:hAnsi="Avenir Next" w:cs="Avenir Next" w:eastAsia="Avenir Next"/>
           <w:i/>
           <w:color w:val="5A5F66"/>
-          <w:sz w:val="17"/>
+          <w:sz w:val="22"/>
           <w:szCs w:val="17"/>
         </w:rPr>
         <w:t xml:space="preserve"> (por)</w:t>
@@ -653,6 +656,7 @@
     </w:p>
     <w:p>
       <w:pPr>
+        <w:pStyle w:val="Heading2"/>
         <w:keepNext/>
         <w:pBdr>
           <w:bottom w:val="single" w:sz="8" w:space="3" w:color="003A70"/>
@@ -668,7 +672,7 @@
           <w:b/>
           <w:color w:val="003A70"/>
           <w:spacing w:val="14"/>
-          <w:sz w:val="19"/>
+          <w:sz w:val="22"/>
           <w:szCs w:val="19"/>
         </w:rPr>
         <w:t xml:space="preserve">PRACTICE</w:t>
@@ -687,7 +691,7 @@
           <w:rFonts w:ascii="Avenir Next" w:hAnsi="Avenir Next" w:cs="Avenir Next" w:eastAsia="Avenir Next"/>
           <w:i/>
           <w:color w:val="5A5F66"/>
-          <w:sz w:val="17"/>
+          <w:sz w:val="22"/>
           <w:szCs w:val="17"/>
         </w:rPr>
         <w:t xml:space="preserve">show your work · label units</w:t>
@@ -695,7 +699,7 @@
     </w:p>
     <w:p>
       <w:pPr>
-        <w:spacing w:before="0" w:after="0" w:line="20" w:lineRule="exact"/>
+        <w:spacing w:before="0" w:after="0" w:line="50" w:lineRule="exact"/>
       </w:pPr>
     </w:p>
     <w:tbl>
@@ -745,18 +749,18 @@
                 <w:rFonts w:ascii="Avenir Next" w:hAnsi="Avenir Next" w:cs="Avenir Next" w:eastAsia="Avenir Next"/>
                 <w:b/>
                 <w:color w:val="1A1A1A"/>
+                <w:sz w:val="22"/>
+                <w:szCs w:val="20"/>
+              </w:rPr>
+              <w:t xml:space="preserve">1.</w:t>
+            </w:r>
+            <w:r>
+              <w:rPr>
+                <w:rFonts w:ascii="Avenir Next" w:hAnsi="Avenir Next" w:cs="Avenir Next" w:eastAsia="Avenir Next"/>
+                <w:color w:val="1A1A1A"/>
                 <w:sz w:val="20"/>
                 <w:szCs w:val="20"/>
               </w:rPr>
-              <w:t xml:space="preserve">1.</w:t>
-            </w:r>
-            <w:r>
-              <w:rPr>
-                <w:rFonts w:ascii="Avenir Next" w:hAnsi="Avenir Next" w:cs="Avenir Next" w:eastAsia="Avenir Next"/>
-                <w:color w:val="1A1A1A"/>
-                <w:sz w:val="20"/>
-                <w:szCs w:val="20"/>
-              </w:rPr>
               <w:tab/>
             </w:r>
             <w:r>
@@ -764,7 +768,7 @@
                 <w:rFonts w:ascii="Avenir Next" w:hAnsi="Avenir Next" w:cs="Avenir Next" w:eastAsia="Avenir Next"/>
                 <w:b/>
                 <w:color w:val="1A1A1A"/>
-                <w:sz w:val="20"/>
+                <w:sz w:val="22"/>
                 <w:szCs w:val="20"/>
               </w:rPr>
               <w:t xml:space="preserve">Luna the Cat.  </w:t>
@@ -773,7 +777,7 @@
               <w:rPr>
                 <w:rFonts w:ascii="Avenir Next" w:hAnsi="Avenir Next" w:cs="Avenir Next" w:eastAsia="Avenir Next"/>
                 <w:color w:val="1A1A1A"/>
-                <w:sz w:val="20"/>
+                <w:sz w:val="22"/>
                 <w:szCs w:val="20"/>
               </w:rPr>
               <w:t xml:space="preserve">Complete each step. (1 kg ≈ 2.2 lb)</w:t>
@@ -828,7 +832,7 @@
                       <w:rFonts w:ascii="Avenir Next" w:hAnsi="Avenir Next" w:cs="Avenir Next" w:eastAsia="Avenir Next"/>
                       <w:b/>
                       <w:color w:val="003A70"/>
-                      <w:sz w:val="20"/>
+                      <w:sz w:val="22"/>
                       <w:szCs w:val="20"/>
                     </w:rPr>
                     <w:t xml:space="preserve">a.</w:t>
@@ -846,7 +850,7 @@
                     <w:rPr>
                       <w:rFonts w:ascii="Avenir Next" w:hAnsi="Avenir Next" w:cs="Avenir Next" w:eastAsia="Avenir Next"/>
                       <w:color w:val="1A1A1A"/>
-                      <w:sz w:val="20"/>
+                      <w:sz w:val="22"/>
                       <w:szCs w:val="20"/>
                     </w:rPr>
                     <w:t xml:space="preserve">22 lb ≈</w:t>
@@ -874,7 +878,7 @@
                     <w:rPr>
                       <w:rFonts w:ascii="Avenir Next" w:hAnsi="Avenir Next" w:cs="Avenir Next" w:eastAsia="Avenir Next"/>
                       <w:color w:val="1A1A1A"/>
-                      <w:sz w:val="20"/>
+                      <w:sz w:val="22"/>
                       <w:szCs w:val="20"/>
                     </w:rPr>
                     <w:t xml:space="preserve"> kg</w:t>
@@ -899,7 +903,7 @@
                       <w:rFonts w:ascii="Avenir Next" w:hAnsi="Avenir Next" w:cs="Avenir Next" w:eastAsia="Avenir Next"/>
                       <w:b/>
                       <w:color w:val="003A70"/>
-                      <w:sz w:val="20"/>
+                      <w:sz w:val="22"/>
                       <w:szCs w:val="20"/>
                     </w:rPr>
                     <w:t xml:space="preserve">b.</w:t>
@@ -917,7 +921,7 @@
                     <w:rPr>
                       <w:rFonts w:ascii="Avenir Next" w:hAnsi="Avenir Next" w:cs="Avenir Next" w:eastAsia="Avenir Next"/>
                       <w:color w:val="1A1A1A"/>
-                      <w:sz w:val="20"/>
+                      <w:sz w:val="22"/>
                       <w:szCs w:val="20"/>
                     </w:rPr>
                     <w:t xml:space="preserve">10 kg × 6 mg per kg =</w:t>
@@ -945,7 +949,7 @@
                     <w:rPr>
                       <w:rFonts w:ascii="Avenir Next" w:hAnsi="Avenir Next" w:cs="Avenir Next" w:eastAsia="Avenir Next"/>
                       <w:color w:val="1A1A1A"/>
-                      <w:sz w:val="20"/>
+                      <w:sz w:val="22"/>
                       <w:szCs w:val="20"/>
                     </w:rPr>
                     <w:t xml:space="preserve"> mg</w:t>
@@ -976,7 +980,7 @@
                       <w:rFonts w:ascii="Avenir Next" w:hAnsi="Avenir Next" w:cs="Avenir Next" w:eastAsia="Avenir Next"/>
                       <w:b/>
                       <w:color w:val="003A70"/>
-                      <w:sz w:val="20"/>
+                      <w:sz w:val="22"/>
                       <w:szCs w:val="20"/>
                     </w:rPr>
                     <w:t xml:space="preserve">c.</w:t>
@@ -994,7 +998,7 @@
                     <w:rPr>
                       <w:rFonts w:ascii="Avenir Next" w:hAnsi="Avenir Next" w:cs="Avenir Next" w:eastAsia="Avenir Next"/>
                       <w:color w:val="1A1A1A"/>
-                      <w:sz w:val="20"/>
+                      <w:sz w:val="22"/>
                       <w:szCs w:val="20"/>
                     </w:rPr>
                     <w:t xml:space="preserve">60 mg ÷ 12 mg per mL =</w:t>
@@ -1022,7 +1026,7 @@
                     <w:rPr>
                       <w:rFonts w:ascii="Avenir Next" w:hAnsi="Avenir Next" w:cs="Avenir Next" w:eastAsia="Avenir Next"/>
                       <w:color w:val="1A1A1A"/>
-                      <w:sz w:val="20"/>
+                      <w:sz w:val="22"/>
                       <w:szCs w:val="20"/>
                     </w:rPr>
                     <w:t xml:space="preserve"> mL</w:t>
@@ -1047,7 +1051,7 @@
                       <w:rFonts w:ascii="Avenir Next" w:hAnsi="Avenir Next" w:cs="Avenir Next" w:eastAsia="Avenir Next"/>
                       <w:b/>
                       <w:color w:val="003A70"/>
-                      <w:sz w:val="20"/>
+                      <w:sz w:val="22"/>
                       <w:szCs w:val="20"/>
                     </w:rPr>
                     <w:t xml:space="preserve">d.</w:t>
@@ -1065,7 +1069,7 @@
                     <w:rPr>
                       <w:rFonts w:ascii="Avenir Next" w:hAnsi="Avenir Next" w:cs="Avenir Next" w:eastAsia="Avenir Next"/>
                       <w:color w:val="1A1A1A"/>
-                      <w:sz w:val="20"/>
+                      <w:sz w:val="22"/>
                       <w:szCs w:val="20"/>
                     </w:rPr>
                     <w:t xml:space="preserve">30 kg ≈</w:t>
@@ -1093,7 +1097,7 @@
                     <w:rPr>
                       <w:rFonts w:ascii="Avenir Next" w:hAnsi="Avenir Next" w:cs="Avenir Next" w:eastAsia="Avenir Next"/>
                       <w:color w:val="1A1A1A"/>
-                      <w:sz w:val="20"/>
+                      <w:sz w:val="22"/>
                       <w:szCs w:val="20"/>
                     </w:rPr>
                     <w:t xml:space="preserve"> lb</w:t>
@@ -1104,7 +1108,7 @@
           </w:tbl>
           <w:p>
             <w:pPr>
-              <w:spacing w:before="0" w:after="0" w:line="24" w:lineRule="auto"/>
+              <w:spacing w:before="0" w:after="0" w:line="50" w:lineRule="exact"/>
             </w:pPr>
           </w:p>
         </w:tc>
@@ -1112,12 +1116,12 @@
     </w:tbl>
     <w:p>
       <w:pPr>
-        <w:spacing w:before="0" w:after="0" w:line="20" w:lineRule="exact"/>
+        <w:spacing w:before="0" w:after="0" w:line="50" w:lineRule="exact"/>
       </w:pPr>
     </w:p>
     <w:p>
       <w:pPr>
-        <w:spacing w:before="0" w:after="0" w:line="20" w:lineRule="exact"/>
+        <w:spacing w:before="0" w:after="0" w:line="50" w:lineRule="exact"/>
       </w:pPr>
     </w:p>
     <w:tbl>
@@ -1167,18 +1171,18 @@
                 <w:rFonts w:ascii="Avenir Next" w:hAnsi="Avenir Next" w:cs="Avenir Next" w:eastAsia="Avenir Next"/>
                 <w:b/>
                 <w:color w:val="1A1A1A"/>
+                <w:sz w:val="22"/>
+                <w:szCs w:val="20"/>
+              </w:rPr>
+              <w:t xml:space="preserve">2.</w:t>
+            </w:r>
+            <w:r>
+              <w:rPr>
+                <w:rFonts w:ascii="Avenir Next" w:hAnsi="Avenir Next" w:cs="Avenir Next" w:eastAsia="Avenir Next"/>
+                <w:color w:val="1A1A1A"/>
                 <w:sz w:val="20"/>
                 <w:szCs w:val="20"/>
               </w:rPr>
-              <w:t xml:space="preserve">2.</w:t>
-            </w:r>
-            <w:r>
-              <w:rPr>
-                <w:rFonts w:ascii="Avenir Next" w:hAnsi="Avenir Next" w:cs="Avenir Next" w:eastAsia="Avenir Next"/>
-                <w:color w:val="1A1A1A"/>
-                <w:sz w:val="20"/>
-                <w:szCs w:val="20"/>
-              </w:rPr>
               <w:tab/>
             </w:r>
             <w:r>
@@ -1186,7 +1190,7 @@
                 <w:rFonts w:ascii="Avenir Next" w:hAnsi="Avenir Next" w:cs="Avenir Next" w:eastAsia="Avenir Next"/>
                 <w:b/>
                 <w:color w:val="1A1A1A"/>
-                <w:sz w:val="20"/>
+                <w:sz w:val="22"/>
                 <w:szCs w:val="20"/>
               </w:rPr>
               <w:t xml:space="preserve">Pony Medicine.  </w:t>
@@ -1195,7 +1199,7 @@
               <w:rPr>
                 <w:rFonts w:ascii="Avenir Next" w:hAnsi="Avenir Next" w:cs="Avenir Next" w:eastAsia="Avenir Next"/>
                 <w:color w:val="1A1A1A"/>
-                <w:sz w:val="20"/>
+                <w:sz w:val="22"/>
                 <w:szCs w:val="20"/>
               </w:rPr>
               <w:t xml:space="preserve">A pony weighs 176 lb. The medicine dose is 3 mg per kg of body weight. (1 kg ≈ 2.2 lb)</w:t>
@@ -1212,7 +1216,7 @@
                 <w:rFonts w:ascii="Avenir Next" w:hAnsi="Avenir Next" w:cs="Avenir Next" w:eastAsia="Avenir Next"/>
                 <w:b/>
                 <w:color w:val="003A70"/>
-                <w:sz w:val="17"/>
+                <w:sz w:val="22"/>
                 <w:szCs w:val="17"/>
               </w:rPr>
               <w:t xml:space="preserve">Hint  </w:t>
@@ -1222,7 +1226,7 @@
                 <w:rFonts w:ascii="Avenir Next" w:hAnsi="Avenir Next" w:cs="Avenir Next" w:eastAsia="Avenir Next"/>
                 <w:i/>
                 <w:color w:val="5A5F66"/>
-                <w:sz w:val="17"/>
+                <w:sz w:val="22"/>
                 <w:szCs w:val="17"/>
               </w:rPr>
               <w:t xml:space="preserve">Change pounds to kilograms before you use the dose.</w:t>
@@ -1242,10 +1246,28 @@
                 <w:rFonts w:ascii="Avenir Next" w:hAnsi="Avenir Next" w:cs="Avenir Next" w:eastAsia="Avenir Next"/>
                 <w:b/>
                 <w:color w:val="003A70"/>
+                <w:sz w:val="22"/>
+                <w:szCs w:val="20"/>
+              </w:rPr>
+              <w:t xml:space="preserve">a.</w:t>
+            </w:r>
+            <w:r>
+              <w:rPr>
+                <w:rFonts w:ascii="Avenir Next" w:hAnsi="Avenir Next" w:cs="Avenir Next" w:eastAsia="Avenir Next"/>
+                <w:color w:val="1A1A1A"/>
                 <w:sz w:val="20"/>
                 <w:szCs w:val="20"/>
               </w:rPr>
-              <w:t xml:space="preserve">a.</w:t>
+              <w:tab/>
+            </w:r>
+            <w:r>
+              <w:rPr>
+                <w:rFonts w:ascii="Avenir Next" w:hAnsi="Avenir Next" w:cs="Avenir Next" w:eastAsia="Avenir Next"/>
+                <w:color w:val="1A1A1A"/>
+                <w:sz w:val="22"/>
+                <w:szCs w:val="20"/>
+              </w:rPr>
+              <w:t xml:space="preserve">Weight in kilograms:</w:t>
             </w:r>
             <w:r>
               <w:rPr>
@@ -1254,7 +1276,7 @@
                 <w:sz w:val="20"/>
                 <w:szCs w:val="20"/>
               </w:rPr>
-              <w:tab/>
+              <w:t xml:space="preserve">  </w:t>
             </w:r>
             <w:r>
               <w:rPr>
@@ -1262,24 +1284,6 @@
                 <w:color w:val="1A1A1A"/>
                 <w:sz w:val="20"/>
                 <w:szCs w:val="20"/>
-              </w:rPr>
-              <w:t xml:space="preserve">Weight in kilograms:</w:t>
-            </w:r>
-            <w:r>
-              <w:rPr>
-                <w:rFonts w:ascii="Avenir Next" w:hAnsi="Avenir Next" w:cs="Avenir Next" w:eastAsia="Avenir Next"/>
-                <w:color w:val="1A1A1A"/>
-                <w:sz w:val="20"/>
-                <w:szCs w:val="20"/>
-              </w:rPr>
-              <w:t xml:space="preserve">  </w:t>
-            </w:r>
-            <w:r>
-              <w:rPr>
-                <w:rFonts w:ascii="Avenir Next" w:hAnsi="Avenir Next" w:cs="Avenir Next" w:eastAsia="Avenir Next"/>
-                <w:color w:val="1A1A1A"/>
-                <w:sz w:val="20"/>
-                <w:szCs w:val="20"/>
                 <w:u w:val="single"/>
               </w:rPr>
               <w:t xml:space="preserve">                </w:t>
@@ -1288,7 +1292,7 @@
               <w:rPr>
                 <w:rFonts w:ascii="Avenir Next" w:hAnsi="Avenir Next" w:cs="Avenir Next" w:eastAsia="Avenir Next"/>
                 <w:color w:val="1A1A1A"/>
-                <w:sz w:val="20"/>
+                <w:sz w:val="22"/>
                 <w:szCs w:val="20"/>
               </w:rPr>
               <w:t xml:space="preserve"> kg</w:t>
@@ -1308,10 +1312,28 @@
                 <w:rFonts w:ascii="Avenir Next" w:hAnsi="Avenir Next" w:cs="Avenir Next" w:eastAsia="Avenir Next"/>
                 <w:b/>
                 <w:color w:val="003A70"/>
+                <w:sz w:val="22"/>
+                <w:szCs w:val="20"/>
+              </w:rPr>
+              <w:t xml:space="preserve">b.</w:t>
+            </w:r>
+            <w:r>
+              <w:rPr>
+                <w:rFonts w:ascii="Avenir Next" w:hAnsi="Avenir Next" w:cs="Avenir Next" w:eastAsia="Avenir Next"/>
+                <w:color w:val="1A1A1A"/>
                 <w:sz w:val="20"/>
                 <w:szCs w:val="20"/>
               </w:rPr>
-              <w:t xml:space="preserve">b.</w:t>
+              <w:tab/>
+            </w:r>
+            <w:r>
+              <w:rPr>
+                <w:rFonts w:ascii="Avenir Next" w:hAnsi="Avenir Next" w:cs="Avenir Next" w:eastAsia="Avenir Next"/>
+                <w:color w:val="1A1A1A"/>
+                <w:sz w:val="22"/>
+                <w:szCs w:val="20"/>
+              </w:rPr>
+              <w:t xml:space="preserve">Total dose:</w:t>
             </w:r>
             <w:r>
               <w:rPr>
@@ -1320,7 +1342,7 @@
                 <w:sz w:val="20"/>
                 <w:szCs w:val="20"/>
               </w:rPr>
-              <w:tab/>
+              <w:t xml:space="preserve">  </w:t>
             </w:r>
             <w:r>
               <w:rPr>
@@ -1328,24 +1350,6 @@
                 <w:color w:val="1A1A1A"/>
                 <w:sz w:val="20"/>
                 <w:szCs w:val="20"/>
-              </w:rPr>
-              <w:t xml:space="preserve">Total dose:</w:t>
-            </w:r>
-            <w:r>
-              <w:rPr>
-                <w:rFonts w:ascii="Avenir Next" w:hAnsi="Avenir Next" w:cs="Avenir Next" w:eastAsia="Avenir Next"/>
-                <w:color w:val="1A1A1A"/>
-                <w:sz w:val="20"/>
-                <w:szCs w:val="20"/>
-              </w:rPr>
-              <w:t xml:space="preserve">  </w:t>
-            </w:r>
-            <w:r>
-              <w:rPr>
-                <w:rFonts w:ascii="Avenir Next" w:hAnsi="Avenir Next" w:cs="Avenir Next" w:eastAsia="Avenir Next"/>
-                <w:color w:val="1A1A1A"/>
-                <w:sz w:val="20"/>
-                <w:szCs w:val="20"/>
                 <w:u w:val="single"/>
               </w:rPr>
               <w:t xml:space="preserve">                </w:t>
@@ -1354,7 +1358,7 @@
               <w:rPr>
                 <w:rFonts w:ascii="Avenir Next" w:hAnsi="Avenir Next" w:cs="Avenir Next" w:eastAsia="Avenir Next"/>
                 <w:color w:val="1A1A1A"/>
-                <w:sz w:val="20"/>
+                <w:sz w:val="22"/>
                 <w:szCs w:val="20"/>
               </w:rPr>
               <w:t xml:space="preserve"> mg</w:t>
@@ -1362,7 +1366,7 @@
           </w:p>
           <w:p>
             <w:pPr>
-              <w:spacing w:before="0" w:after="0" w:line="60" w:lineRule="auto"/>
+              <w:spacing w:before="0" w:after="0" w:line="50" w:lineRule="exact"/>
             </w:pPr>
           </w:p>
           <w:tbl>
@@ -1420,7 +1424,7 @@
           </w:tbl>
           <w:p>
             <w:pPr>
-              <w:spacing w:before="0" w:after="0" w:line="24" w:lineRule="auto"/>
+              <w:spacing w:before="0" w:after="0" w:line="50" w:lineRule="exact"/>
             </w:pPr>
           </w:p>
         </w:tc>
@@ -1428,12 +1432,12 @@
     </w:tbl>
     <w:p>
       <w:pPr>
-        <w:spacing w:before="0" w:after="0" w:line="20" w:lineRule="exact"/>
+        <w:spacing w:before="0" w:after="0" w:line="50" w:lineRule="exact"/>
       </w:pPr>
     </w:p>
     <w:p>
       <w:pPr>
-        <w:spacing w:before="0" w:after="0" w:line="20" w:lineRule="exact"/>
+        <w:spacing w:before="0" w:after="0" w:line="50" w:lineRule="exact"/>
       </w:pPr>
     </w:p>
     <w:tbl>
@@ -1483,18 +1487,18 @@
                 <w:rFonts w:ascii="Avenir Next" w:hAnsi="Avenir Next" w:cs="Avenir Next" w:eastAsia="Avenir Next"/>
                 <w:b/>
                 <w:color w:val="1A1A1A"/>
+                <w:sz w:val="22"/>
+                <w:szCs w:val="20"/>
+              </w:rPr>
+              <w:t xml:space="preserve">3.</w:t>
+            </w:r>
+            <w:r>
+              <w:rPr>
+                <w:rFonts w:ascii="Avenir Next" w:hAnsi="Avenir Next" w:cs="Avenir Next" w:eastAsia="Avenir Next"/>
+                <w:color w:val="1A1A1A"/>
                 <w:sz w:val="20"/>
                 <w:szCs w:val="20"/>
               </w:rPr>
-              <w:t xml:space="preserve">3.</w:t>
-            </w:r>
-            <w:r>
-              <w:rPr>
-                <w:rFonts w:ascii="Avenir Next" w:hAnsi="Avenir Next" w:cs="Avenir Next" w:eastAsia="Avenir Next"/>
-                <w:color w:val="1A1A1A"/>
-                <w:sz w:val="20"/>
-                <w:szCs w:val="20"/>
-              </w:rPr>
               <w:tab/>
             </w:r>
             <w:r>
@@ -1502,7 +1506,7 @@
                 <w:rFonts w:ascii="Avenir Next" w:hAnsi="Avenir Next" w:cs="Avenir Next" w:eastAsia="Avenir Next"/>
                 <w:b/>
                 <w:color w:val="1A1A1A"/>
-                <w:sz w:val="20"/>
+                <w:sz w:val="22"/>
                 <w:szCs w:val="20"/>
               </w:rPr>
               <w:t xml:space="preserve">Elephant Calf.  </w:t>
@@ -1511,7 +1515,7 @@
               <w:rPr>
                 <w:rFonts w:ascii="Avenir Next" w:hAnsi="Avenir Next" w:cs="Avenir Next" w:eastAsia="Avenir Next"/>
                 <w:color w:val="1A1A1A"/>
-                <w:sz w:val="20"/>
+                <w:sz w:val="22"/>
                 <w:szCs w:val="20"/>
               </w:rPr>
               <w:t xml:space="preserve">A baby elephant weighs 120 kg. (1 kg ≈ 2.2 lb, 1 ton = 2,000 lb)</w:t>
@@ -1528,7 +1532,7 @@
                 <w:rFonts w:ascii="Avenir Next" w:hAnsi="Avenir Next" w:cs="Avenir Next" w:eastAsia="Avenir Next"/>
                 <w:b/>
                 <w:color w:val="003A70"/>
-                <w:sz w:val="17"/>
+                <w:sz w:val="22"/>
                 <w:szCs w:val="17"/>
               </w:rPr>
               <w:t xml:space="preserve">Hint  </w:t>
@@ -1538,7 +1542,7 @@
                 <w:rFonts w:ascii="Avenir Next" w:hAnsi="Avenir Next" w:cs="Avenir Next" w:eastAsia="Avenir Next"/>
                 <w:i/>
                 <w:color w:val="5A5F66"/>
-                <w:sz w:val="17"/>
+                <w:sz w:val="22"/>
                 <w:szCs w:val="17"/>
               </w:rPr>
               <w:t xml:space="preserve">Multiply by 2.2, then subtract from 2,000.</w:t>
@@ -1558,10 +1562,28 @@
                 <w:rFonts w:ascii="Avenir Next" w:hAnsi="Avenir Next" w:cs="Avenir Next" w:eastAsia="Avenir Next"/>
                 <w:b/>
                 <w:color w:val="003A70"/>
+                <w:sz w:val="22"/>
+                <w:szCs w:val="20"/>
+              </w:rPr>
+              <w:t xml:space="preserve">a.</w:t>
+            </w:r>
+            <w:r>
+              <w:rPr>
+                <w:rFonts w:ascii="Avenir Next" w:hAnsi="Avenir Next" w:cs="Avenir Next" w:eastAsia="Avenir Next"/>
+                <w:color w:val="1A1A1A"/>
                 <w:sz w:val="20"/>
                 <w:szCs w:val="20"/>
               </w:rPr>
-              <w:t xml:space="preserve">a.</w:t>
+              <w:tab/>
+            </w:r>
+            <w:r>
+              <w:rPr>
+                <w:rFonts w:ascii="Avenir Next" w:hAnsi="Avenir Next" w:cs="Avenir Next" w:eastAsia="Avenir Next"/>
+                <w:color w:val="1A1A1A"/>
+                <w:sz w:val="22"/>
+                <w:szCs w:val="20"/>
+              </w:rPr>
+              <w:t xml:space="preserve">Weight in pounds:</w:t>
             </w:r>
             <w:r>
               <w:rPr>
@@ -1570,7 +1592,7 @@
                 <w:sz w:val="20"/>
                 <w:szCs w:val="20"/>
               </w:rPr>
-              <w:tab/>
+              <w:t xml:space="preserve">  </w:t>
             </w:r>
             <w:r>
               <w:rPr>
@@ -1578,24 +1600,6 @@
                 <w:color w:val="1A1A1A"/>
                 <w:sz w:val="20"/>
                 <w:szCs w:val="20"/>
-              </w:rPr>
-              <w:t xml:space="preserve">Weight in pounds:</w:t>
-            </w:r>
-            <w:r>
-              <w:rPr>
-                <w:rFonts w:ascii="Avenir Next" w:hAnsi="Avenir Next" w:cs="Avenir Next" w:eastAsia="Avenir Next"/>
-                <w:color w:val="1A1A1A"/>
-                <w:sz w:val="20"/>
-                <w:szCs w:val="20"/>
-              </w:rPr>
-              <w:t xml:space="preserve">  </w:t>
-            </w:r>
-            <w:r>
-              <w:rPr>
-                <w:rFonts w:ascii="Avenir Next" w:hAnsi="Avenir Next" w:cs="Avenir Next" w:eastAsia="Avenir Next"/>
-                <w:color w:val="1A1A1A"/>
-                <w:sz w:val="20"/>
-                <w:szCs w:val="20"/>
                 <w:u w:val="single"/>
               </w:rPr>
               <w:t xml:space="preserve">                </w:t>
@@ -1604,7 +1608,7 @@
               <w:rPr>
                 <w:rFonts w:ascii="Avenir Next" w:hAnsi="Avenir Next" w:cs="Avenir Next" w:eastAsia="Avenir Next"/>
                 <w:color w:val="1A1A1A"/>
-                <w:sz w:val="20"/>
+                <w:sz w:val="22"/>
                 <w:szCs w:val="20"/>
               </w:rPr>
               <w:t xml:space="preserve"> lb</w:t>
@@ -1624,10 +1628,28 @@
                 <w:rFonts w:ascii="Avenir Next" w:hAnsi="Avenir Next" w:cs="Avenir Next" w:eastAsia="Avenir Next"/>
                 <w:b/>
                 <w:color w:val="003A70"/>
+                <w:sz w:val="22"/>
+                <w:szCs w:val="20"/>
+              </w:rPr>
+              <w:t xml:space="preserve">b.</w:t>
+            </w:r>
+            <w:r>
+              <w:rPr>
+                <w:rFonts w:ascii="Avenir Next" w:hAnsi="Avenir Next" w:cs="Avenir Next" w:eastAsia="Avenir Next"/>
+                <w:color w:val="1A1A1A"/>
                 <w:sz w:val="20"/>
                 <w:szCs w:val="20"/>
               </w:rPr>
-              <w:t xml:space="preserve">b.</w:t>
+              <w:tab/>
+            </w:r>
+            <w:r>
+              <w:rPr>
+                <w:rFonts w:ascii="Avenir Next" w:hAnsi="Avenir Next" w:cs="Avenir Next" w:eastAsia="Avenir Next"/>
+                <w:color w:val="1A1A1A"/>
+                <w:sz w:val="22"/>
+                <w:szCs w:val="20"/>
+              </w:rPr>
+              <w:t xml:space="preserve">Pounds more to reach 1 ton:</w:t>
             </w:r>
             <w:r>
               <w:rPr>
@@ -1636,7 +1658,7 @@
                 <w:sz w:val="20"/>
                 <w:szCs w:val="20"/>
               </w:rPr>
-              <w:tab/>
+              <w:t xml:space="preserve">  </w:t>
             </w:r>
             <w:r>
               <w:rPr>
@@ -1644,24 +1666,6 @@
                 <w:color w:val="1A1A1A"/>
                 <w:sz w:val="20"/>
                 <w:szCs w:val="20"/>
-              </w:rPr>
-              <w:t xml:space="preserve">Pounds more to reach 1 ton:</w:t>
-            </w:r>
-            <w:r>
-              <w:rPr>
-                <w:rFonts w:ascii="Avenir Next" w:hAnsi="Avenir Next" w:cs="Avenir Next" w:eastAsia="Avenir Next"/>
-                <w:color w:val="1A1A1A"/>
-                <w:sz w:val="20"/>
-                <w:szCs w:val="20"/>
-              </w:rPr>
-              <w:t xml:space="preserve">  </w:t>
-            </w:r>
-            <w:r>
-              <w:rPr>
-                <w:rFonts w:ascii="Avenir Next" w:hAnsi="Avenir Next" w:cs="Avenir Next" w:eastAsia="Avenir Next"/>
-                <w:color w:val="1A1A1A"/>
-                <w:sz w:val="20"/>
-                <w:szCs w:val="20"/>
                 <w:u w:val="single"/>
               </w:rPr>
               <w:t xml:space="preserve">                </w:t>
@@ -1670,7 +1674,7 @@
               <w:rPr>
                 <w:rFonts w:ascii="Avenir Next" w:hAnsi="Avenir Next" w:cs="Avenir Next" w:eastAsia="Avenir Next"/>
                 <w:color w:val="1A1A1A"/>
-                <w:sz w:val="20"/>
+                <w:sz w:val="22"/>
                 <w:szCs w:val="20"/>
               </w:rPr>
               <w:t xml:space="preserve"> lb</w:t>
@@ -1678,7 +1682,7 @@
           </w:p>
           <w:p>
             <w:pPr>
-              <w:spacing w:before="0" w:after="0" w:line="60" w:lineRule="auto"/>
+              <w:spacing w:before="0" w:after="0" w:line="50" w:lineRule="exact"/>
             </w:pPr>
           </w:p>
           <w:tbl>
@@ -1736,7 +1740,7 @@
           </w:tbl>
           <w:p>
             <w:pPr>
-              <w:spacing w:before="0" w:after="0" w:line="24" w:lineRule="auto"/>
+              <w:spacing w:before="0" w:after="0" w:line="50" w:lineRule="exact"/>
             </w:pPr>
           </w:p>
         </w:tc>
@@ -1744,12 +1748,12 @@
     </w:tbl>
     <w:p>
       <w:pPr>
-        <w:spacing w:before="0" w:after="0" w:line="20" w:lineRule="exact"/>
+        <w:spacing w:before="0" w:after="0" w:line="50" w:lineRule="exact"/>
       </w:pPr>
     </w:p>
     <w:p>
       <w:pPr>
-        <w:spacing w:before="0" w:after="0" w:line="20" w:lineRule="exact"/>
+        <w:spacing w:before="0" w:after="0" w:line="50" w:lineRule="exact"/>
       </w:pPr>
     </w:p>
     <w:tbl>
@@ -1799,18 +1803,18 @@
                 <w:rFonts w:ascii="Avenir Next" w:hAnsi="Avenir Next" w:cs="Avenir Next" w:eastAsia="Avenir Next"/>
                 <w:b/>
                 <w:color w:val="1A1A1A"/>
+                <w:sz w:val="22"/>
+                <w:szCs w:val="20"/>
+              </w:rPr>
+              <w:t xml:space="preserve">4.</w:t>
+            </w:r>
+            <w:r>
+              <w:rPr>
+                <w:rFonts w:ascii="Avenir Next" w:hAnsi="Avenir Next" w:cs="Avenir Next" w:eastAsia="Avenir Next"/>
+                <w:color w:val="1A1A1A"/>
                 <w:sz w:val="20"/>
                 <w:szCs w:val="20"/>
               </w:rPr>
-              <w:t xml:space="preserve">4.</w:t>
-            </w:r>
-            <w:r>
-              <w:rPr>
-                <w:rFonts w:ascii="Avenir Next" w:hAnsi="Avenir Next" w:cs="Avenir Next" w:eastAsia="Avenir Next"/>
-                <w:color w:val="1A1A1A"/>
-                <w:sz w:val="20"/>
-                <w:szCs w:val="20"/>
-              </w:rPr>
               <w:tab/>
             </w:r>
             <w:r>
@@ -1818,7 +1822,7 @@
                 <w:rFonts w:ascii="Avenir Next" w:hAnsi="Avenir Next" w:cs="Avenir Next" w:eastAsia="Avenir Next"/>
                 <w:b/>
                 <w:color w:val="1A1A1A"/>
-                <w:sz w:val="20"/>
+                <w:sz w:val="22"/>
                 <w:szCs w:val="20"/>
               </w:rPr>
               <w:t xml:space="preserve">Gas Tank.  </w:t>
@@ -1827,7 +1831,7 @@
               <w:rPr>
                 <w:rFonts w:ascii="Avenir Next" w:hAnsi="Avenir Next" w:cs="Avenir Next" w:eastAsia="Avenir Next"/>
                 <w:color w:val="1A1A1A"/>
-                <w:sz w:val="20"/>
+                <w:sz w:val="22"/>
                 <w:szCs w:val="20"/>
               </w:rPr>
               <w:t xml:space="preserve">A car’s tank holds 76 L. Gas costs $3.80 per gallon. (1 gal ≈ 3.8 L)</w:t>
@@ -1847,10 +1851,28 @@
                 <w:rFonts w:ascii="Avenir Next" w:hAnsi="Avenir Next" w:cs="Avenir Next" w:eastAsia="Avenir Next"/>
                 <w:b/>
                 <w:color w:val="003A70"/>
+                <w:sz w:val="22"/>
+                <w:szCs w:val="20"/>
+              </w:rPr>
+              <w:t xml:space="preserve">a.</w:t>
+            </w:r>
+            <w:r>
+              <w:rPr>
+                <w:rFonts w:ascii="Avenir Next" w:hAnsi="Avenir Next" w:cs="Avenir Next" w:eastAsia="Avenir Next"/>
+                <w:color w:val="1A1A1A"/>
                 <w:sz w:val="20"/>
                 <w:szCs w:val="20"/>
               </w:rPr>
-              <w:t xml:space="preserve">a.</w:t>
+              <w:tab/>
+            </w:r>
+            <w:r>
+              <w:rPr>
+                <w:rFonts w:ascii="Avenir Next" w:hAnsi="Avenir Next" w:cs="Avenir Next" w:eastAsia="Avenir Next"/>
+                <w:color w:val="1A1A1A"/>
+                <w:sz w:val="22"/>
+                <w:szCs w:val="20"/>
+              </w:rPr>
+              <w:t xml:space="preserve">Tank in gallons:</w:t>
             </w:r>
             <w:r>
               <w:rPr>
@@ -1859,7 +1881,7 @@
                 <w:sz w:val="20"/>
                 <w:szCs w:val="20"/>
               </w:rPr>
-              <w:tab/>
+              <w:t xml:space="preserve">  </w:t>
             </w:r>
             <w:r>
               <w:rPr>
@@ -1867,24 +1889,6 @@
                 <w:color w:val="1A1A1A"/>
                 <w:sz w:val="20"/>
                 <w:szCs w:val="20"/>
-              </w:rPr>
-              <w:t xml:space="preserve">Tank in gallons:</w:t>
-            </w:r>
-            <w:r>
-              <w:rPr>
-                <w:rFonts w:ascii="Avenir Next" w:hAnsi="Avenir Next" w:cs="Avenir Next" w:eastAsia="Avenir Next"/>
-                <w:color w:val="1A1A1A"/>
-                <w:sz w:val="20"/>
-                <w:szCs w:val="20"/>
-              </w:rPr>
-              <w:t xml:space="preserve">  </w:t>
-            </w:r>
-            <w:r>
-              <w:rPr>
-                <w:rFonts w:ascii="Avenir Next" w:hAnsi="Avenir Next" w:cs="Avenir Next" w:eastAsia="Avenir Next"/>
-                <w:color w:val="1A1A1A"/>
-                <w:sz w:val="20"/>
-                <w:szCs w:val="20"/>
                 <w:u w:val="single"/>
               </w:rPr>
               <w:t xml:space="preserve">                </w:t>
@@ -1893,7 +1897,7 @@
               <w:rPr>
                 <w:rFonts w:ascii="Avenir Next" w:hAnsi="Avenir Next" w:cs="Avenir Next" w:eastAsia="Avenir Next"/>
                 <w:color w:val="1A1A1A"/>
-                <w:sz w:val="20"/>
+                <w:sz w:val="22"/>
                 <w:szCs w:val="20"/>
               </w:rPr>
               <w:t xml:space="preserve"> gal</w:t>
@@ -1913,10 +1917,28 @@
                 <w:rFonts w:ascii="Avenir Next" w:hAnsi="Avenir Next" w:cs="Avenir Next" w:eastAsia="Avenir Next"/>
                 <w:b/>
                 <w:color w:val="003A70"/>
+                <w:sz w:val="22"/>
+                <w:szCs w:val="20"/>
+              </w:rPr>
+              <w:t xml:space="preserve">b.</w:t>
+            </w:r>
+            <w:r>
+              <w:rPr>
+                <w:rFonts w:ascii="Avenir Next" w:hAnsi="Avenir Next" w:cs="Avenir Next" w:eastAsia="Avenir Next"/>
+                <w:color w:val="1A1A1A"/>
                 <w:sz w:val="20"/>
                 <w:szCs w:val="20"/>
               </w:rPr>
-              <w:t xml:space="preserve">b.</w:t>
+              <w:tab/>
+            </w:r>
+            <w:r>
+              <w:rPr>
+                <w:rFonts w:ascii="Avenir Next" w:hAnsi="Avenir Next" w:cs="Avenir Next" w:eastAsia="Avenir Next"/>
+                <w:color w:val="1A1A1A"/>
+                <w:sz w:val="22"/>
+                <w:szCs w:val="20"/>
+              </w:rPr>
+              <w:t xml:space="preserve">Cost to fill:</w:t>
             </w:r>
             <w:r>
               <w:rPr>
@@ -1925,7 +1947,7 @@
                 <w:sz w:val="20"/>
                 <w:szCs w:val="20"/>
               </w:rPr>
-              <w:tab/>
+              <w:t xml:space="preserve">  </w:t>
             </w:r>
             <w:r>
               <w:rPr>
@@ -1933,24 +1955,6 @@
                 <w:color w:val="1A1A1A"/>
                 <w:sz w:val="20"/>
                 <w:szCs w:val="20"/>
-              </w:rPr>
-              <w:t xml:space="preserve">Cost to fill:</w:t>
-            </w:r>
-            <w:r>
-              <w:rPr>
-                <w:rFonts w:ascii="Avenir Next" w:hAnsi="Avenir Next" w:cs="Avenir Next" w:eastAsia="Avenir Next"/>
-                <w:color w:val="1A1A1A"/>
-                <w:sz w:val="20"/>
-                <w:szCs w:val="20"/>
-              </w:rPr>
-              <w:t xml:space="preserve">  </w:t>
-            </w:r>
-            <w:r>
-              <w:rPr>
-                <w:rFonts w:ascii="Avenir Next" w:hAnsi="Avenir Next" w:cs="Avenir Next" w:eastAsia="Avenir Next"/>
-                <w:color w:val="1A1A1A"/>
-                <w:sz w:val="20"/>
-                <w:szCs w:val="20"/>
                 <w:u w:val="single"/>
               </w:rPr>
               <w:t xml:space="preserve">                      </w:t>
@@ -1958,7 +1962,7 @@
           </w:p>
           <w:p>
             <w:pPr>
-              <w:spacing w:before="0" w:after="0" w:line="60" w:lineRule="auto"/>
+              <w:spacing w:before="0" w:after="0" w:line="50" w:lineRule="exact"/>
             </w:pPr>
           </w:p>
           <w:tbl>
@@ -2016,7 +2020,7 @@
           </w:tbl>
           <w:p>
             <w:pPr>
-              <w:spacing w:before="0" w:after="0" w:line="24" w:lineRule="auto"/>
+              <w:spacing w:before="0" w:after="0" w:line="50" w:lineRule="exact"/>
             </w:pPr>
           </w:p>
         </w:tc>
@@ -2024,12 +2028,12 @@
     </w:tbl>
     <w:p>
       <w:pPr>
-        <w:spacing w:before="0" w:after="0" w:line="20" w:lineRule="exact"/>
+        <w:spacing w:before="0" w:after="0" w:line="50" w:lineRule="exact"/>
       </w:pPr>
     </w:p>
     <w:p>
       <w:pPr>
-        <w:spacing w:before="0" w:after="0" w:line="20" w:lineRule="exact"/>
+        <w:spacing w:before="0" w:after="0" w:line="50" w:lineRule="exact"/>
       </w:pPr>
     </w:p>
     <w:tbl>
@@ -2080,18 +2084,18 @@
                 <w:rFonts w:ascii="Avenir Next" w:hAnsi="Avenir Next" w:cs="Avenir Next" w:eastAsia="Avenir Next"/>
                 <w:b/>
                 <w:color w:val="1A1A1A"/>
+                <w:sz w:val="22"/>
+                <w:szCs w:val="20"/>
+              </w:rPr>
+              <w:t xml:space="preserve">5.</w:t>
+            </w:r>
+            <w:r>
+              <w:rPr>
+                <w:rFonts w:ascii="Avenir Next" w:hAnsi="Avenir Next" w:cs="Avenir Next" w:eastAsia="Avenir Next"/>
+                <w:color w:val="1A1A1A"/>
                 <w:sz w:val="20"/>
                 <w:szCs w:val="20"/>
               </w:rPr>
-              <w:t xml:space="preserve">5.</w:t>
-            </w:r>
-            <w:r>
-              <w:rPr>
-                <w:rFonts w:ascii="Avenir Next" w:hAnsi="Avenir Next" w:cs="Avenir Next" w:eastAsia="Avenir Next"/>
-                <w:color w:val="1A1A1A"/>
-                <w:sz w:val="20"/>
-                <w:szCs w:val="20"/>
-              </w:rPr>
               <w:tab/>
             </w:r>
             <w:r>
@@ -2099,7 +2103,7 @@
                 <w:rFonts w:ascii="Avenir Next" w:hAnsi="Avenir Next" w:cs="Avenir Next" w:eastAsia="Avenir Next"/>
                 <w:b/>
                 <w:color w:val="1A1A1A"/>
-                <w:sz w:val="20"/>
+                <w:sz w:val="22"/>
                 <w:szCs w:val="20"/>
               </w:rPr>
               <w:t xml:space="preserve">Butter.  </w:t>
@@ -2108,7 +2112,7 @@
               <w:rPr>
                 <w:rFonts w:ascii="Avenir Next" w:hAnsi="Avenir Next" w:cs="Avenir Next" w:eastAsia="Avenir Next"/>
                 <w:color w:val="1A1A1A"/>
-                <w:sz w:val="20"/>
+                <w:sz w:val="22"/>
                 <w:szCs w:val="20"/>
               </w:rPr>
               <w:t xml:space="preserve">A recipe calls for 196 grams of butter. About how many ounces is that? (1 oz ≈ 28 g)</w:t>
@@ -2125,7 +2129,7 @@
                 <w:rFonts w:ascii="Avenir Next" w:hAnsi="Avenir Next" w:cs="Avenir Next" w:eastAsia="Avenir Next"/>
                 <w:b/>
                 <w:color w:val="003A70"/>
-                <w:sz w:val="17"/>
+                <w:sz w:val="22"/>
                 <w:szCs w:val="17"/>
               </w:rPr>
               <w:t xml:space="preserve">Hint  </w:t>
@@ -2135,7 +2139,7 @@
                 <w:rFonts w:ascii="Avenir Next" w:hAnsi="Avenir Next" w:cs="Avenir Next" w:eastAsia="Avenir Next"/>
                 <w:i/>
                 <w:color w:val="5A5F66"/>
-                <w:sz w:val="17"/>
+                <w:sz w:val="22"/>
                 <w:szCs w:val="17"/>
               </w:rPr>
               <w:t xml:space="preserve">An ounce is heavier than a gram, so divide.</w:t>
@@ -2143,7 +2147,7 @@
           </w:p>
           <w:p>
             <w:pPr>
-              <w:spacing w:before="0" w:after="0" w:line="60" w:lineRule="auto"/>
+              <w:spacing w:before="0" w:after="0" w:line="50" w:lineRule="exact"/>
             </w:pPr>
           </w:p>
           <w:tbl>
@@ -2212,25 +2216,25 @@
                 <w:rFonts w:ascii="Avenir Next" w:hAnsi="Avenir Next" w:cs="Avenir Next" w:eastAsia="Avenir Next"/>
                 <w:b/>
                 <w:color w:val="1A1A1A"/>
+                <w:sz w:val="22"/>
+                <w:szCs w:val="18"/>
+              </w:rPr>
+              <w:t xml:space="preserve">Answer</w:t>
+            </w:r>
+            <w:r>
+              <w:rPr>
+                <w:rFonts w:ascii="Avenir Next" w:hAnsi="Avenir Next" w:cs="Avenir Next" w:eastAsia="Avenir Next"/>
+                <w:color w:val="1A1A1A"/>
                 <w:sz w:val="18"/>
                 <w:szCs w:val="18"/>
               </w:rPr>
-              <w:t xml:space="preserve">Answer</w:t>
-            </w:r>
-            <w:r>
-              <w:rPr>
-                <w:rFonts w:ascii="Avenir Next" w:hAnsi="Avenir Next" w:cs="Avenir Next" w:eastAsia="Avenir Next"/>
-                <w:color w:val="1A1A1A"/>
-                <w:sz w:val="18"/>
-                <w:szCs w:val="18"/>
-              </w:rPr>
               <w:tab/>
             </w:r>
             <w:r>
               <w:rPr>
                 <w:rFonts w:ascii="Avenir Next" w:hAnsi="Avenir Next" w:cs="Avenir Next" w:eastAsia="Avenir Next"/>
                 <w:color w:val="1A1A1A"/>
-                <w:sz w:val="18"/>
+                <w:sz w:val="22"/>
                 <w:szCs w:val="18"/>
               </w:rPr>
               <w:t xml:space="preserve">  oz</w:t>
@@ -2256,18 +2260,18 @@
                 <w:rFonts w:ascii="Avenir Next" w:hAnsi="Avenir Next" w:cs="Avenir Next" w:eastAsia="Avenir Next"/>
                 <w:b/>
                 <w:color w:val="1A1A1A"/>
+                <w:sz w:val="22"/>
+                <w:szCs w:val="20"/>
+              </w:rPr>
+              <w:t xml:space="preserve">6.</w:t>
+            </w:r>
+            <w:r>
+              <w:rPr>
+                <w:rFonts w:ascii="Avenir Next" w:hAnsi="Avenir Next" w:cs="Avenir Next" w:eastAsia="Avenir Next"/>
+                <w:color w:val="1A1A1A"/>
                 <w:sz w:val="20"/>
                 <w:szCs w:val="20"/>
               </w:rPr>
-              <w:t xml:space="preserve">6.</w:t>
-            </w:r>
-            <w:r>
-              <w:rPr>
-                <w:rFonts w:ascii="Avenir Next" w:hAnsi="Avenir Next" w:cs="Avenir Next" w:eastAsia="Avenir Next"/>
-                <w:color w:val="1A1A1A"/>
-                <w:sz w:val="20"/>
-                <w:szCs w:val="20"/>
-              </w:rPr>
               <w:tab/>
             </w:r>
             <w:r>
@@ -2275,7 +2279,7 @@
                 <w:rFonts w:ascii="Avenir Next" w:hAnsi="Avenir Next" w:cs="Avenir Next" w:eastAsia="Avenir Next"/>
                 <w:b/>
                 <w:color w:val="1A1A1A"/>
-                <w:sz w:val="20"/>
+                <w:sz w:val="22"/>
                 <w:szCs w:val="20"/>
               </w:rPr>
               <w:t xml:space="preserve">Dog Medicine.  </w:t>
@@ -2284,7 +2288,7 @@
               <w:rPr>
                 <w:rFonts w:ascii="Avenir Next" w:hAnsi="Avenir Next" w:cs="Avenir Next" w:eastAsia="Avenir Next"/>
                 <w:color w:val="1A1A1A"/>
-                <w:sz w:val="20"/>
+                <w:sz w:val="22"/>
                 <w:szCs w:val="20"/>
               </w:rPr>
               <w:t xml:space="preserve">A dog weighs 88 lb. The dose is 5 mg per kg. Find the dose. (1 kg ≈ 2.2 lb)</w:t>
@@ -2301,7 +2305,7 @@
                 <w:rFonts w:ascii="Avenir Next" w:hAnsi="Avenir Next" w:cs="Avenir Next" w:eastAsia="Avenir Next"/>
                 <w:b/>
                 <w:color w:val="003A70"/>
-                <w:sz w:val="17"/>
+                <w:sz w:val="22"/>
                 <w:szCs w:val="17"/>
               </w:rPr>
               <w:t xml:space="preserve">Hint  </w:t>
@@ -2311,7 +2315,7 @@
                 <w:rFonts w:ascii="Avenir Next" w:hAnsi="Avenir Next" w:cs="Avenir Next" w:eastAsia="Avenir Next"/>
                 <w:i/>
                 <w:color w:val="5A5F66"/>
-                <w:sz w:val="17"/>
+                <w:sz w:val="22"/>
                 <w:szCs w:val="17"/>
               </w:rPr>
               <w:t xml:space="preserve">Kilograms first, then multiply by 5 mg.</w:t>
@@ -2319,7 +2323,7 @@
           </w:p>
           <w:p>
             <w:pPr>
-              <w:spacing w:before="0" w:after="0" w:line="60" w:lineRule="auto"/>
+              <w:spacing w:before="0" w:after="0" w:line="50" w:lineRule="exact"/>
             </w:pPr>
           </w:p>
           <w:tbl>
@@ -2388,25 +2392,25 @@
                 <w:rFonts w:ascii="Avenir Next" w:hAnsi="Avenir Next" w:cs="Avenir Next" w:eastAsia="Avenir Next"/>
                 <w:b/>
                 <w:color w:val="1A1A1A"/>
+                <w:sz w:val="22"/>
+                <w:szCs w:val="18"/>
+              </w:rPr>
+              <w:t xml:space="preserve">Answer</w:t>
+            </w:r>
+            <w:r>
+              <w:rPr>
+                <w:rFonts w:ascii="Avenir Next" w:hAnsi="Avenir Next" w:cs="Avenir Next" w:eastAsia="Avenir Next"/>
+                <w:color w:val="1A1A1A"/>
                 <w:sz w:val="18"/>
                 <w:szCs w:val="18"/>
               </w:rPr>
-              <w:t xml:space="preserve">Answer</w:t>
-            </w:r>
-            <w:r>
-              <w:rPr>
-                <w:rFonts w:ascii="Avenir Next" w:hAnsi="Avenir Next" w:cs="Avenir Next" w:eastAsia="Avenir Next"/>
-                <w:color w:val="1A1A1A"/>
-                <w:sz w:val="18"/>
-                <w:szCs w:val="18"/>
-              </w:rPr>
               <w:tab/>
             </w:r>
             <w:r>
               <w:rPr>
                 <w:rFonts w:ascii="Avenir Next" w:hAnsi="Avenir Next" w:cs="Avenir Next" w:eastAsia="Avenir Next"/>
                 <w:color w:val="1A1A1A"/>
-                <w:sz w:val="18"/>
+                <w:sz w:val="22"/>
                 <w:szCs w:val="18"/>
               </w:rPr>
               <w:t xml:space="preserve">  mg</w:t>
@@ -2417,12 +2421,12 @@
     </w:tbl>
     <w:p>
       <w:pPr>
-        <w:spacing w:before="0" w:after="0" w:line="20" w:lineRule="exact"/>
+        <w:spacing w:before="0" w:after="0" w:line="50" w:lineRule="exact"/>
       </w:pPr>
     </w:p>
     <w:p>
       <w:pPr>
-        <w:spacing w:before="0" w:after="0" w:line="20" w:lineRule="exact"/>
+        <w:spacing w:before="0" w:after="0" w:line="50" w:lineRule="exact"/>
       </w:pPr>
     </w:p>
     <w:tbl>
@@ -2472,18 +2476,18 @@
                 <w:rFonts w:ascii="Avenir Next" w:hAnsi="Avenir Next" w:cs="Avenir Next" w:eastAsia="Avenir Next"/>
                 <w:b/>
                 <w:color w:val="1A1A1A"/>
+                <w:sz w:val="22"/>
+                <w:szCs w:val="20"/>
+              </w:rPr>
+              <w:t xml:space="preserve">7.</w:t>
+            </w:r>
+            <w:r>
+              <w:rPr>
+                <w:rFonts w:ascii="Avenir Next" w:hAnsi="Avenir Next" w:cs="Avenir Next" w:eastAsia="Avenir Next"/>
+                <w:color w:val="1A1A1A"/>
                 <w:sz w:val="20"/>
                 <w:szCs w:val="20"/>
               </w:rPr>
-              <w:t xml:space="preserve">7.</w:t>
-            </w:r>
-            <w:r>
-              <w:rPr>
-                <w:rFonts w:ascii="Avenir Next" w:hAnsi="Avenir Next" w:cs="Avenir Next" w:eastAsia="Avenir Next"/>
-                <w:color w:val="1A1A1A"/>
-                <w:sz w:val="20"/>
-                <w:szCs w:val="20"/>
-              </w:rPr>
               <w:tab/>
             </w:r>
             <w:r>
@@ -2491,7 +2495,7 @@
                 <w:rFonts w:ascii="Avenir Next" w:hAnsi="Avenir Next" w:cs="Avenir Next" w:eastAsia="Avenir Next"/>
                 <w:b/>
                 <w:color w:val="1A1A1A"/>
-                <w:sz w:val="20"/>
+                <w:sz w:val="22"/>
                 <w:szCs w:val="20"/>
               </w:rPr>
               <w:t xml:space="preserve">Travel Cost.  </w:t>
@@ -2500,7 +2504,7 @@
               <w:rPr>
                 <w:rFonts w:ascii="Avenir Next" w:hAnsi="Avenir Next" w:cs="Avenir Next" w:eastAsia="Avenir Next"/>
                 <w:color w:val="1A1A1A"/>
-                <w:sz w:val="20"/>
+                <w:sz w:val="22"/>
                 <w:szCs w:val="20"/>
               </w:rPr>
               <w:t xml:space="preserve">A trip is 300 km. A car uses 1 L of fuel every 12 km. Fuel costs $1.60 per liter.</w:t>
@@ -2517,7 +2521,7 @@
                 <w:rFonts w:ascii="Avenir Next" w:hAnsi="Avenir Next" w:cs="Avenir Next" w:eastAsia="Avenir Next"/>
                 <w:b/>
                 <w:color w:val="003A70"/>
-                <w:sz w:val="17"/>
+                <w:sz w:val="22"/>
                 <w:szCs w:val="17"/>
               </w:rPr>
               <w:t xml:space="preserve">Hint  </w:t>
@@ -2527,7 +2531,7 @@
                 <w:rFonts w:ascii="Avenir Next" w:hAnsi="Avenir Next" w:cs="Avenir Next" w:eastAsia="Avenir Next"/>
                 <w:i/>
                 <w:color w:val="5A5F66"/>
-                <w:sz w:val="17"/>
+                <w:sz w:val="22"/>
                 <w:szCs w:val="17"/>
               </w:rPr>
               <w:t xml:space="preserve">Divide the distance by 12 km per liter.</w:t>
@@ -2547,10 +2551,28 @@
                 <w:rFonts w:ascii="Avenir Next" w:hAnsi="Avenir Next" w:cs="Avenir Next" w:eastAsia="Avenir Next"/>
                 <w:b/>
                 <w:color w:val="003A70"/>
+                <w:sz w:val="22"/>
+                <w:szCs w:val="20"/>
+              </w:rPr>
+              <w:t xml:space="preserve">a.</w:t>
+            </w:r>
+            <w:r>
+              <w:rPr>
+                <w:rFonts w:ascii="Avenir Next" w:hAnsi="Avenir Next" w:cs="Avenir Next" w:eastAsia="Avenir Next"/>
+                <w:color w:val="1A1A1A"/>
                 <w:sz w:val="20"/>
                 <w:szCs w:val="20"/>
               </w:rPr>
-              <w:t xml:space="preserve">a.</w:t>
+              <w:tab/>
+            </w:r>
+            <w:r>
+              <w:rPr>
+                <w:rFonts w:ascii="Avenir Next" w:hAnsi="Avenir Next" w:cs="Avenir Next" w:eastAsia="Avenir Next"/>
+                <w:color w:val="1A1A1A"/>
+                <w:sz w:val="22"/>
+                <w:szCs w:val="20"/>
+              </w:rPr>
+              <w:t xml:space="preserve">Liters used:</w:t>
             </w:r>
             <w:r>
               <w:rPr>
@@ -2559,7 +2581,7 @@
                 <w:sz w:val="20"/>
                 <w:szCs w:val="20"/>
               </w:rPr>
-              <w:tab/>
+              <w:t xml:space="preserve">  </w:t>
             </w:r>
             <w:r>
               <w:rPr>
@@ -2567,24 +2589,6 @@
                 <w:color w:val="1A1A1A"/>
                 <w:sz w:val="20"/>
                 <w:szCs w:val="20"/>
-              </w:rPr>
-              <w:t xml:space="preserve">Liters used:</w:t>
-            </w:r>
-            <w:r>
-              <w:rPr>
-                <w:rFonts w:ascii="Avenir Next" w:hAnsi="Avenir Next" w:cs="Avenir Next" w:eastAsia="Avenir Next"/>
-                <w:color w:val="1A1A1A"/>
-                <w:sz w:val="20"/>
-                <w:szCs w:val="20"/>
-              </w:rPr>
-              <w:t xml:space="preserve">  </w:t>
-            </w:r>
-            <w:r>
-              <w:rPr>
-                <w:rFonts w:ascii="Avenir Next" w:hAnsi="Avenir Next" w:cs="Avenir Next" w:eastAsia="Avenir Next"/>
-                <w:color w:val="1A1A1A"/>
-                <w:sz w:val="20"/>
-                <w:szCs w:val="20"/>
                 <w:u w:val="single"/>
               </w:rPr>
               <w:t xml:space="preserve">                </w:t>
@@ -2593,7 +2597,7 @@
               <w:rPr>
                 <w:rFonts w:ascii="Avenir Next" w:hAnsi="Avenir Next" w:cs="Avenir Next" w:eastAsia="Avenir Next"/>
                 <w:color w:val="1A1A1A"/>
-                <w:sz w:val="20"/>
+                <w:sz w:val="22"/>
                 <w:szCs w:val="20"/>
               </w:rPr>
               <w:t xml:space="preserve"> L</w:t>
@@ -2613,10 +2617,28 @@
                 <w:rFonts w:ascii="Avenir Next" w:hAnsi="Avenir Next" w:cs="Avenir Next" w:eastAsia="Avenir Next"/>
                 <w:b/>
                 <w:color w:val="003A70"/>
+                <w:sz w:val="22"/>
+                <w:szCs w:val="20"/>
+              </w:rPr>
+              <w:t xml:space="preserve">b.</w:t>
+            </w:r>
+            <w:r>
+              <w:rPr>
+                <w:rFonts w:ascii="Avenir Next" w:hAnsi="Avenir Next" w:cs="Avenir Next" w:eastAsia="Avenir Next"/>
+                <w:color w:val="1A1A1A"/>
                 <w:sz w:val="20"/>
                 <w:szCs w:val="20"/>
               </w:rPr>
-              <w:t xml:space="preserve">b.</w:t>
+              <w:tab/>
+            </w:r>
+            <w:r>
+              <w:rPr>
+                <w:rFonts w:ascii="Avenir Next" w:hAnsi="Avenir Next" w:cs="Avenir Next" w:eastAsia="Avenir Next"/>
+                <w:color w:val="1A1A1A"/>
+                <w:sz w:val="22"/>
+                <w:szCs w:val="20"/>
+              </w:rPr>
+              <w:t xml:space="preserve">Fuel cost:</w:t>
             </w:r>
             <w:r>
               <w:rPr>
@@ -2625,7 +2647,7 @@
                 <w:sz w:val="20"/>
                 <w:szCs w:val="20"/>
               </w:rPr>
-              <w:tab/>
+              <w:t xml:space="preserve">  </w:t>
             </w:r>
             <w:r>
               <w:rPr>
@@ -2633,24 +2655,6 @@
                 <w:color w:val="1A1A1A"/>
                 <w:sz w:val="20"/>
                 <w:szCs w:val="20"/>
-              </w:rPr>
-              <w:t xml:space="preserve">Fuel cost:</w:t>
-            </w:r>
-            <w:r>
-              <w:rPr>
-                <w:rFonts w:ascii="Avenir Next" w:hAnsi="Avenir Next" w:cs="Avenir Next" w:eastAsia="Avenir Next"/>
-                <w:color w:val="1A1A1A"/>
-                <w:sz w:val="20"/>
-                <w:szCs w:val="20"/>
-              </w:rPr>
-              <w:t xml:space="preserve">  </w:t>
-            </w:r>
-            <w:r>
-              <w:rPr>
-                <w:rFonts w:ascii="Avenir Next" w:hAnsi="Avenir Next" w:cs="Avenir Next" w:eastAsia="Avenir Next"/>
-                <w:color w:val="1A1A1A"/>
-                <w:sz w:val="20"/>
-                <w:szCs w:val="20"/>
                 <w:u w:val="single"/>
               </w:rPr>
               <w:t xml:space="preserve">                      </w:t>
@@ -2658,7 +2662,7 @@
           </w:p>
           <w:p>
             <w:pPr>
-              <w:spacing w:before="0" w:after="0" w:line="60" w:lineRule="auto"/>
+              <w:spacing w:before="0" w:after="0" w:line="50" w:lineRule="exact"/>
             </w:pPr>
           </w:p>
           <w:tbl>
@@ -2716,7 +2720,7 @@
           </w:tbl>
           <w:p>
             <w:pPr>
-              <w:spacing w:before="0" w:after="0" w:line="24" w:lineRule="auto"/>
+              <w:spacing w:before="0" w:after="0" w:line="50" w:lineRule="exact"/>
             </w:pPr>
           </w:p>
         </w:tc>
@@ -2724,12 +2728,12 @@
     </w:tbl>
     <w:p>
       <w:pPr>
-        <w:spacing w:before="0" w:after="0" w:line="20" w:lineRule="exact"/>
+        <w:spacing w:before="0" w:after="0" w:line="50" w:lineRule="exact"/>
       </w:pPr>
     </w:p>
     <w:p>
       <w:pPr>
-        <w:spacing w:before="0" w:after="0" w:line="20" w:lineRule="exact"/>
+        <w:spacing w:before="0" w:after="0" w:line="50" w:lineRule="exact"/>
       </w:pPr>
     </w:p>
     <w:tbl>
@@ -2779,18 +2783,18 @@
                 <w:rFonts w:ascii="Avenir Next" w:hAnsi="Avenir Next" w:cs="Avenir Next" w:eastAsia="Avenir Next"/>
                 <w:b/>
                 <w:color w:val="1A1A1A"/>
+                <w:sz w:val="22"/>
+                <w:szCs w:val="20"/>
+              </w:rPr>
+              <w:t xml:space="preserve">8.</w:t>
+            </w:r>
+            <w:r>
+              <w:rPr>
+                <w:rFonts w:ascii="Avenir Next" w:hAnsi="Avenir Next" w:cs="Avenir Next" w:eastAsia="Avenir Next"/>
+                <w:color w:val="1A1A1A"/>
                 <w:sz w:val="20"/>
                 <w:szCs w:val="20"/>
               </w:rPr>
-              <w:t xml:space="preserve">8.</w:t>
-            </w:r>
-            <w:r>
-              <w:rPr>
-                <w:rFonts w:ascii="Avenir Next" w:hAnsi="Avenir Next" w:cs="Avenir Next" w:eastAsia="Avenir Next"/>
-                <w:color w:val="1A1A1A"/>
-                <w:sz w:val="20"/>
-                <w:szCs w:val="20"/>
-              </w:rPr>
               <w:tab/>
             </w:r>
             <w:r>
@@ -2798,7 +2802,7 @@
                 <w:rFonts w:ascii="Avenir Next" w:hAnsi="Avenir Next" w:cs="Avenir Next" w:eastAsia="Avenir Next"/>
                 <w:b/>
                 <w:color w:val="1A1A1A"/>
-                <w:sz w:val="20"/>
+                <w:sz w:val="22"/>
                 <w:szCs w:val="20"/>
               </w:rPr>
               <w:t xml:space="preserve">Class Garden.  </w:t>
@@ -2807,7 +2811,7 @@
               <w:rPr>
                 <w:rFonts w:ascii="Avenir Next" w:hAnsi="Avenir Next" w:cs="Avenir Next" w:eastAsia="Avenir Next"/>
                 <w:color w:val="1A1A1A"/>
-                <w:sz w:val="20"/>
+                <w:sz w:val="22"/>
                 <w:szCs w:val="20"/>
               </w:rPr>
               <w:t xml:space="preserve">A garden bed is 8 ft by 9 ft. One bag of soil covers 8 square feet and costs $3.75.</w:t>
@@ -2827,10 +2831,28 @@
                 <w:rFonts w:ascii="Avenir Next" w:hAnsi="Avenir Next" w:cs="Avenir Next" w:eastAsia="Avenir Next"/>
                 <w:b/>
                 <w:color w:val="003A70"/>
+                <w:sz w:val="22"/>
+                <w:szCs w:val="20"/>
+              </w:rPr>
+              <w:t xml:space="preserve">a.</w:t>
+            </w:r>
+            <w:r>
+              <w:rPr>
+                <w:rFonts w:ascii="Avenir Next" w:hAnsi="Avenir Next" w:cs="Avenir Next" w:eastAsia="Avenir Next"/>
+                <w:color w:val="1A1A1A"/>
                 <w:sz w:val="20"/>
                 <w:szCs w:val="20"/>
               </w:rPr>
-              <w:t xml:space="preserve">a.</w:t>
+              <w:tab/>
+            </w:r>
+            <w:r>
+              <w:rPr>
+                <w:rFonts w:ascii="Avenir Next" w:hAnsi="Avenir Next" w:cs="Avenir Next" w:eastAsia="Avenir Next"/>
+                <w:color w:val="1A1A1A"/>
+                <w:sz w:val="22"/>
+                <w:szCs w:val="20"/>
+              </w:rPr>
+              <w:t xml:space="preserve">Area of the bed:</w:t>
             </w:r>
             <w:r>
               <w:rPr>
@@ -2839,7 +2861,7 @@
                 <w:sz w:val="20"/>
                 <w:szCs w:val="20"/>
               </w:rPr>
-              <w:tab/>
+              <w:t xml:space="preserve">  </w:t>
             </w:r>
             <w:r>
               <w:rPr>
@@ -2847,24 +2869,6 @@
                 <w:color w:val="1A1A1A"/>
                 <w:sz w:val="20"/>
                 <w:szCs w:val="20"/>
-              </w:rPr>
-              <w:t xml:space="preserve">Area of the bed:</w:t>
-            </w:r>
-            <w:r>
-              <w:rPr>
-                <w:rFonts w:ascii="Avenir Next" w:hAnsi="Avenir Next" w:cs="Avenir Next" w:eastAsia="Avenir Next"/>
-                <w:color w:val="1A1A1A"/>
-                <w:sz w:val="20"/>
-                <w:szCs w:val="20"/>
-              </w:rPr>
-              <w:t xml:space="preserve">  </w:t>
-            </w:r>
-            <w:r>
-              <w:rPr>
-                <w:rFonts w:ascii="Avenir Next" w:hAnsi="Avenir Next" w:cs="Avenir Next" w:eastAsia="Avenir Next"/>
-                <w:color w:val="1A1A1A"/>
-                <w:sz w:val="20"/>
-                <w:szCs w:val="20"/>
                 <w:u w:val="single"/>
               </w:rPr>
               <w:t xml:space="preserve">                </w:t>
@@ -2873,7 +2877,7 @@
               <w:rPr>
                 <w:rFonts w:ascii="Avenir Next" w:hAnsi="Avenir Next" w:cs="Avenir Next" w:eastAsia="Avenir Next"/>
                 <w:color w:val="1A1A1A"/>
-                <w:sz w:val="20"/>
+                <w:sz w:val="22"/>
                 <w:szCs w:val="20"/>
               </w:rPr>
               <w:t xml:space="preserve"> ft²</w:t>
@@ -2893,10 +2897,28 @@
                 <w:rFonts w:ascii="Avenir Next" w:hAnsi="Avenir Next" w:cs="Avenir Next" w:eastAsia="Avenir Next"/>
                 <w:b/>
                 <w:color w:val="003A70"/>
+                <w:sz w:val="22"/>
+                <w:szCs w:val="20"/>
+              </w:rPr>
+              <w:t xml:space="preserve">b.</w:t>
+            </w:r>
+            <w:r>
+              <w:rPr>
+                <w:rFonts w:ascii="Avenir Next" w:hAnsi="Avenir Next" w:cs="Avenir Next" w:eastAsia="Avenir Next"/>
+                <w:color w:val="1A1A1A"/>
                 <w:sz w:val="20"/>
                 <w:szCs w:val="20"/>
               </w:rPr>
-              <w:t xml:space="preserve">b.</w:t>
+              <w:tab/>
+            </w:r>
+            <w:r>
+              <w:rPr>
+                <w:rFonts w:ascii="Avenir Next" w:hAnsi="Avenir Next" w:cs="Avenir Next" w:eastAsia="Avenir Next"/>
+                <w:color w:val="1A1A1A"/>
+                <w:sz w:val="22"/>
+                <w:szCs w:val="20"/>
+              </w:rPr>
+              <w:t xml:space="preserve">Bags needed:</w:t>
             </w:r>
             <w:r>
               <w:rPr>
@@ -2905,7 +2927,7 @@
                 <w:sz w:val="20"/>
                 <w:szCs w:val="20"/>
               </w:rPr>
-              <w:tab/>
+              <w:t xml:space="preserve">  </w:t>
             </w:r>
             <w:r>
               <w:rPr>
@@ -2913,24 +2935,6 @@
                 <w:color w:val="1A1A1A"/>
                 <w:sz w:val="20"/>
                 <w:szCs w:val="20"/>
-              </w:rPr>
-              <w:t xml:space="preserve">Bags needed:</w:t>
-            </w:r>
-            <w:r>
-              <w:rPr>
-                <w:rFonts w:ascii="Avenir Next" w:hAnsi="Avenir Next" w:cs="Avenir Next" w:eastAsia="Avenir Next"/>
-                <w:color w:val="1A1A1A"/>
-                <w:sz w:val="20"/>
-                <w:szCs w:val="20"/>
-              </w:rPr>
-              <w:t xml:space="preserve">  </w:t>
-            </w:r>
-            <w:r>
-              <w:rPr>
-                <w:rFonts w:ascii="Avenir Next" w:hAnsi="Avenir Next" w:cs="Avenir Next" w:eastAsia="Avenir Next"/>
-                <w:color w:val="1A1A1A"/>
-                <w:sz w:val="20"/>
-                <w:szCs w:val="20"/>
                 <w:u w:val="single"/>
               </w:rPr>
               <w:t xml:space="preserve">                </w:t>
@@ -2939,7 +2943,7 @@
               <w:rPr>
                 <w:rFonts w:ascii="Avenir Next" w:hAnsi="Avenir Next" w:cs="Avenir Next" w:eastAsia="Avenir Next"/>
                 <w:color w:val="1A1A1A"/>
-                <w:sz w:val="20"/>
+                <w:sz w:val="22"/>
                 <w:szCs w:val="20"/>
               </w:rPr>
               <w:t xml:space="preserve"> bags</w:t>
@@ -2959,25 +2963,25 @@
                 <w:rFonts w:ascii="Avenir Next" w:hAnsi="Avenir Next" w:cs="Avenir Next" w:eastAsia="Avenir Next"/>
                 <w:b/>
                 <w:color w:val="003A70"/>
+                <w:sz w:val="22"/>
+                <w:szCs w:val="20"/>
+              </w:rPr>
+              <w:t xml:space="preserve">c.</w:t>
+            </w:r>
+            <w:r>
+              <w:rPr>
+                <w:rFonts w:ascii="Avenir Next" w:hAnsi="Avenir Next" w:cs="Avenir Next" w:eastAsia="Avenir Next"/>
+                <w:color w:val="1A1A1A"/>
                 <w:sz w:val="20"/>
                 <w:szCs w:val="20"/>
               </w:rPr>
-              <w:t xml:space="preserve">c.</w:t>
-            </w:r>
-            <w:r>
-              <w:rPr>
-                <w:rFonts w:ascii="Avenir Next" w:hAnsi="Avenir Next" w:cs="Avenir Next" w:eastAsia="Avenir Next"/>
-                <w:color w:val="1A1A1A"/>
-                <w:sz w:val="20"/>
-                <w:szCs w:val="20"/>
-              </w:rPr>
               <w:tab/>
             </w:r>
             <w:r>
               <w:rPr>
                 <w:rFonts w:ascii="Avenir Next" w:hAnsi="Avenir Next" w:cs="Avenir Next" w:eastAsia="Avenir Next"/>
                 <w:color w:val="1A1A1A"/>
-                <w:sz w:val="20"/>
+                <w:sz w:val="22"/>
                 <w:szCs w:val="20"/>
               </w:rPr>
               <w:t xml:space="preserve">Total cost:</w:t>
@@ -3016,25 +3020,25 @@
                 <w:rFonts w:ascii="Avenir Next" w:hAnsi="Avenir Next" w:cs="Avenir Next" w:eastAsia="Avenir Next"/>
                 <w:b/>
                 <w:color w:val="003A70"/>
+                <w:sz w:val="22"/>
+                <w:szCs w:val="20"/>
+              </w:rPr>
+              <w:t xml:space="preserve">d.</w:t>
+            </w:r>
+            <w:r>
+              <w:rPr>
+                <w:rFonts w:ascii="Avenir Next" w:hAnsi="Avenir Next" w:cs="Avenir Next" w:eastAsia="Avenir Next"/>
+                <w:color w:val="1A1A1A"/>
                 <w:sz w:val="20"/>
                 <w:szCs w:val="20"/>
               </w:rPr>
-              <w:t xml:space="preserve">d.</w:t>
-            </w:r>
-            <w:r>
-              <w:rPr>
-                <w:rFonts w:ascii="Avenir Next" w:hAnsi="Avenir Next" w:cs="Avenir Next" w:eastAsia="Avenir Next"/>
-                <w:color w:val="1A1A1A"/>
-                <w:sz w:val="20"/>
-                <w:szCs w:val="20"/>
-              </w:rPr>
               <w:tab/>
             </w:r>
             <w:r>
               <w:rPr>
                 <w:rFonts w:ascii="Avenir Next" w:hAnsi="Avenir Next" w:cs="Avenir Next" w:eastAsia="Avenir Next"/>
                 <w:color w:val="1A1A1A"/>
-                <w:sz w:val="20"/>
+                <w:sz w:val="22"/>
                 <w:szCs w:val="20"/>
               </w:rPr>
               <w:t xml:space="preserve">What changes if one bag covers 12 square feet?</w:t>
@@ -3064,11 +3068,12 @@
     </w:tbl>
     <w:p>
       <w:pPr>
-        <w:spacing w:before="0" w:after="0" w:line="20" w:lineRule="exact"/>
+        <w:spacing w:before="0" w:after="0" w:line="50" w:lineRule="exact"/>
       </w:pPr>
     </w:p>
     <w:p>
       <w:pPr>
+        <w:pStyle w:val="Heading2"/>
         <w:keepNext/>
         <w:pBdr>
           <w:bottom w:val="single" w:sz="8" w:space="3" w:color="003A70"/>
@@ -3084,7 +3089,7 @@
           <w:b/>
           <w:color w:val="003A70"/>
           <w:spacing w:val="14"/>
-          <w:sz w:val="19"/>
+          <w:sz w:val="22"/>
           <w:szCs w:val="19"/>
         </w:rPr>
         <w:t xml:space="preserve">FIND THE ERROR</w:t>
@@ -3103,7 +3108,7 @@
           <w:rFonts w:ascii="Avenir Next" w:hAnsi="Avenir Next" w:cs="Avenir Next" w:eastAsia="Avenir Next"/>
           <w:i/>
           <w:color w:val="5A5F66"/>
-          <w:sz w:val="17"/>
+          <w:sz w:val="22"/>
           <w:szCs w:val="17"/>
         </w:rPr>
         <w:t xml:space="preserve">explain the mistake, then fix it</w:t>
@@ -3111,7 +3116,7 @@
     </w:p>
     <w:p>
       <w:pPr>
-        <w:spacing w:before="0" w:after="0" w:line="20" w:lineRule="exact"/>
+        <w:spacing w:before="0" w:after="0" w:line="50" w:lineRule="exact"/>
       </w:pPr>
     </w:p>
     <w:tbl>
@@ -3161,18 +3166,18 @@
                 <w:rFonts w:ascii="Avenir Next" w:hAnsi="Avenir Next" w:cs="Avenir Next" w:eastAsia="Avenir Next"/>
                 <w:b/>
                 <w:color w:val="1A1A1A"/>
+                <w:sz w:val="22"/>
+                <w:szCs w:val="20"/>
+              </w:rPr>
+              <w:t xml:space="preserve">9.</w:t>
+            </w:r>
+            <w:r>
+              <w:rPr>
+                <w:rFonts w:ascii="Avenir Next" w:hAnsi="Avenir Next" w:cs="Avenir Next" w:eastAsia="Avenir Next"/>
+                <w:color w:val="1A1A1A"/>
                 <w:sz w:val="20"/>
                 <w:szCs w:val="20"/>
               </w:rPr>
-              <w:t xml:space="preserve">9.</w:t>
-            </w:r>
-            <w:r>
-              <w:rPr>
-                <w:rFonts w:ascii="Avenir Next" w:hAnsi="Avenir Next" w:cs="Avenir Next" w:eastAsia="Avenir Next"/>
-                <w:color w:val="1A1A1A"/>
-                <w:sz w:val="20"/>
-                <w:szCs w:val="20"/>
-              </w:rPr>
               <w:tab/>
             </w:r>
             <w:r>
@@ -3180,7 +3185,7 @@
                 <w:rFonts w:ascii="Avenir Next" w:hAnsi="Avenir Next" w:cs="Avenir Next" w:eastAsia="Avenir Next"/>
                 <w:b/>
                 <w:color w:val="1A1A1A"/>
-                <w:sz w:val="20"/>
+                <w:sz w:val="22"/>
                 <w:szCs w:val="20"/>
               </w:rPr>
               <w:t xml:space="preserve">Priya’s Work.  </w:t>
@@ -3189,7 +3194,7 @@
               <w:rPr>
                 <w:rFonts w:ascii="Avenir Next" w:hAnsi="Avenir Next" w:cs="Avenir Next" w:eastAsia="Avenir Next"/>
                 <w:color w:val="1A1A1A"/>
-                <w:sz w:val="20"/>
+                <w:sz w:val="22"/>
                 <w:szCs w:val="20"/>
               </w:rPr>
               <w:t xml:space="preserve">Priya converted a 55-lb goat to kilograms by multiplying: 55 × 2.2 = 121 kg. Explain why 121 kg is impossible. Then find the correct weight. (1 kg ≈ 2.2 lb)</w:t>
@@ -3235,7 +3240,7 @@
                 </w:tcPr>
                 <w:p>
                   <w:pPr>
-                    <w:spacing w:before="0" w:after="0" w:line="240" w:lineRule="auto"/>
+                    <w:spacing w:before="0" w:after="0" w:line="50" w:lineRule="exact"/>
                   </w:pPr>
                 </w:p>
               </w:tc>
@@ -3255,7 +3260,7 @@
                 </w:tcPr>
                 <w:p>
                   <w:pPr>
-                    <w:spacing w:before="0" w:after="0" w:line="240" w:lineRule="auto"/>
+                    <w:spacing w:before="0" w:after="0" w:line="50" w:lineRule="exact"/>
                   </w:pPr>
                 </w:p>
               </w:tc>
@@ -3275,7 +3280,7 @@
                 </w:tcPr>
                 <w:p>
                   <w:pPr>
-                    <w:spacing w:before="0" w:after="0" w:line="240" w:lineRule="auto"/>
+                    <w:spacing w:before="0" w:after="0" w:line="50" w:lineRule="exact"/>
                   </w:pPr>
                 </w:p>
               </w:tc>
@@ -3283,7 +3288,7 @@
           </w:tbl>
           <w:p>
             <w:pPr>
-              <w:spacing w:before="0" w:after="0" w:line="24" w:lineRule="auto"/>
+              <w:spacing w:before="0" w:after="0" w:line="50" w:lineRule="exact"/>
             </w:pPr>
           </w:p>
         </w:tc>
@@ -3291,11 +3296,12 @@
     </w:tbl>
     <w:p>
       <w:pPr>
-        <w:spacing w:before="0" w:after="0" w:line="20" w:lineRule="exact"/>
+        <w:spacing w:before="0" w:after="0" w:line="50" w:lineRule="exact"/>
       </w:pPr>
     </w:p>
     <w:p>
       <w:pPr>
+        <w:pStyle w:val="Heading2"/>
         <w:keepNext/>
         <w:pBdr>
           <w:bottom w:val="single" w:sz="8" w:space="3" w:color="003A70"/>
@@ -3311,7 +3317,7 @@
           <w:b/>
           <w:color w:val="003A70"/>
           <w:spacing w:val="14"/>
-          <w:sz w:val="19"/>
+          <w:sz w:val="22"/>
           <w:szCs w:val="19"/>
         </w:rPr>
         <w:t xml:space="preserve">TEST PRACTICE</w:t>
@@ -3330,7 +3336,7 @@
           <w:rFonts w:ascii="Avenir Next" w:hAnsi="Avenir Next" w:cs="Avenir Next" w:eastAsia="Avenir Next"/>
           <w:i/>
           <w:color w:val="5A5F66"/>
-          <w:sz w:val="17"/>
+          <w:sz w:val="22"/>
           <w:szCs w:val="17"/>
         </w:rPr>
         <w:t xml:space="preserve">choose the best answer</w:t>
@@ -3338,7 +3344,7 @@
     </w:p>
     <w:p>
       <w:pPr>
-        <w:spacing w:before="0" w:after="0" w:line="20" w:lineRule="exact"/>
+        <w:spacing w:before="0" w:after="0" w:line="50" w:lineRule="exact"/>
       </w:pPr>
     </w:p>
     <w:tbl>
@@ -3388,25 +3394,25 @@
                 <w:rFonts w:ascii="Avenir Next" w:hAnsi="Avenir Next" w:cs="Avenir Next" w:eastAsia="Avenir Next"/>
                 <w:b/>
                 <w:color w:val="1A1A1A"/>
+                <w:sz w:val="22"/>
+                <w:szCs w:val="20"/>
+              </w:rPr>
+              <w:t xml:space="preserve">10.</w:t>
+            </w:r>
+            <w:r>
+              <w:rPr>
+                <w:rFonts w:ascii="Avenir Next" w:hAnsi="Avenir Next" w:cs="Avenir Next" w:eastAsia="Avenir Next"/>
+                <w:color w:val="1A1A1A"/>
                 <w:sz w:val="20"/>
                 <w:szCs w:val="20"/>
               </w:rPr>
-              <w:t xml:space="preserve">10.</w:t>
-            </w:r>
-            <w:r>
-              <w:rPr>
-                <w:rFonts w:ascii="Avenir Next" w:hAnsi="Avenir Next" w:cs="Avenir Next" w:eastAsia="Avenir Next"/>
-                <w:color w:val="1A1A1A"/>
-                <w:sz w:val="20"/>
-                <w:szCs w:val="20"/>
-              </w:rPr>
               <w:tab/>
             </w:r>
             <w:r>
               <w:rPr>
                 <w:rFonts w:ascii="Avenir Next" w:hAnsi="Avenir Next" w:cs="Avenir Next" w:eastAsia="Avenir Next"/>
                 <w:color w:val="1A1A1A"/>
-                <w:sz w:val="20"/>
+                <w:sz w:val="22"/>
                 <w:szCs w:val="20"/>
               </w:rPr>
               <w:t xml:space="preserve">A 66-pound dog is about how many kilograms? (1 kg ≈ 2.2 lb)</w:t>
@@ -3462,7 +3468,7 @@
                       <w:rFonts w:ascii="Avenir Next" w:hAnsi="Avenir Next" w:cs="Avenir Next" w:eastAsia="Avenir Next"/>
                       <w:b/>
                       <w:color w:val="003A70"/>
-                      <w:sz w:val="19"/>
+                      <w:sz w:val="22"/>
                       <w:szCs w:val="19"/>
                     </w:rPr>
                     <w:t xml:space="preserve">A</w:t>
@@ -3480,7 +3486,7 @@
                     <w:rPr>
                       <w:rFonts w:ascii="Avenir Next" w:hAnsi="Avenir Next" w:cs="Avenir Next" w:eastAsia="Avenir Next"/>
                       <w:color w:val="1A1A1A"/>
-                      <w:sz w:val="19"/>
+                      <w:sz w:val="22"/>
                       <w:szCs w:val="19"/>
                     </w:rPr>
                     <w:t xml:space="preserve">145.2</w:t>
@@ -3505,7 +3511,7 @@
                       <w:rFonts w:ascii="Avenir Next" w:hAnsi="Avenir Next" w:cs="Avenir Next" w:eastAsia="Avenir Next"/>
                       <w:b/>
                       <w:color w:val="003A70"/>
-                      <w:sz w:val="19"/>
+                      <w:sz w:val="22"/>
                       <w:szCs w:val="19"/>
                     </w:rPr>
                     <w:t xml:space="preserve">B</w:t>
@@ -3523,7 +3529,7 @@
                     <w:rPr>
                       <w:rFonts w:ascii="Avenir Next" w:hAnsi="Avenir Next" w:cs="Avenir Next" w:eastAsia="Avenir Next"/>
                       <w:color w:val="1A1A1A"/>
-                      <w:sz w:val="19"/>
+                      <w:sz w:val="22"/>
                       <w:szCs w:val="19"/>
                     </w:rPr>
                     <w:t xml:space="preserve">30</w:t>
@@ -3548,7 +3554,7 @@
                       <w:rFonts w:ascii="Avenir Next" w:hAnsi="Avenir Next" w:cs="Avenir Next" w:eastAsia="Avenir Next"/>
                       <w:b/>
                       <w:color w:val="003A70"/>
-                      <w:sz w:val="19"/>
+                      <w:sz w:val="22"/>
                       <w:szCs w:val="19"/>
                     </w:rPr>
                     <w:t xml:space="preserve">C</w:t>
@@ -3566,7 +3572,7 @@
                     <w:rPr>
                       <w:rFonts w:ascii="Avenir Next" w:hAnsi="Avenir Next" w:cs="Avenir Next" w:eastAsia="Avenir Next"/>
                       <w:color w:val="1A1A1A"/>
-                      <w:sz w:val="19"/>
+                      <w:sz w:val="22"/>
                       <w:szCs w:val="19"/>
                     </w:rPr>
                     <w:t xml:space="preserve">68.2</w:t>
@@ -3591,7 +3597,7 @@
                       <w:rFonts w:ascii="Avenir Next" w:hAnsi="Avenir Next" w:cs="Avenir Next" w:eastAsia="Avenir Next"/>
                       <w:b/>
                       <w:color w:val="003A70"/>
-                      <w:sz w:val="19"/>
+                      <w:sz w:val="22"/>
                       <w:szCs w:val="19"/>
                     </w:rPr>
                     <w:t xml:space="preserve">D</w:t>
@@ -3609,7 +3615,7 @@
                     <w:rPr>
                       <w:rFonts w:ascii="Avenir Next" w:hAnsi="Avenir Next" w:cs="Avenir Next" w:eastAsia="Avenir Next"/>
                       <w:color w:val="1A1A1A"/>
-                      <w:sz w:val="19"/>
+                      <w:sz w:val="22"/>
                       <w:szCs w:val="19"/>
                     </w:rPr>
                     <w:t xml:space="preserve">63.8</w:t>
@@ -3620,7 +3626,7 @@
           </w:tbl>
           <w:p>
             <w:pPr>
-              <w:spacing w:before="0" w:after="0" w:line="24" w:lineRule="auto"/>
+              <w:spacing w:before="0" w:after="0" w:line="50" w:lineRule="exact"/>
             </w:pPr>
           </w:p>
         </w:tc>
@@ -3628,12 +3634,12 @@
     </w:tbl>
     <w:p>
       <w:pPr>
-        <w:spacing w:before="0" w:after="0" w:line="20" w:lineRule="exact"/>
+        <w:spacing w:before="0" w:after="0" w:line="50" w:lineRule="exact"/>
       </w:pPr>
     </w:p>
     <w:p>
       <w:pPr>
-        <w:spacing w:before="0" w:after="0" w:line="20" w:lineRule="exact"/>
+        <w:spacing w:before="0" w:after="0" w:line="50" w:lineRule="exact"/>
       </w:pPr>
     </w:p>
     <w:tbl>
@@ -3683,25 +3689,25 @@
                 <w:rFonts w:ascii="Avenir Next" w:hAnsi="Avenir Next" w:cs="Avenir Next" w:eastAsia="Avenir Next"/>
                 <w:b/>
                 <w:color w:val="1A1A1A"/>
+                <w:sz w:val="22"/>
+                <w:szCs w:val="20"/>
+              </w:rPr>
+              <w:t xml:space="preserve">11.</w:t>
+            </w:r>
+            <w:r>
+              <w:rPr>
+                <w:rFonts w:ascii="Avenir Next" w:hAnsi="Avenir Next" w:cs="Avenir Next" w:eastAsia="Avenir Next"/>
+                <w:color w:val="1A1A1A"/>
                 <w:sz w:val="20"/>
                 <w:szCs w:val="20"/>
               </w:rPr>
-              <w:t xml:space="preserve">11.</w:t>
-            </w:r>
-            <w:r>
-              <w:rPr>
-                <w:rFonts w:ascii="Avenir Next" w:hAnsi="Avenir Next" w:cs="Avenir Next" w:eastAsia="Avenir Next"/>
-                <w:color w:val="1A1A1A"/>
-                <w:sz w:val="20"/>
-                <w:szCs w:val="20"/>
-              </w:rPr>
               <w:tab/>
             </w:r>
             <w:r>
               <w:rPr>
                 <w:rFonts w:ascii="Avenir Next" w:hAnsi="Avenir Next" w:cs="Avenir Next" w:eastAsia="Avenir Next"/>
                 <w:color w:val="1A1A1A"/>
-                <w:sz w:val="20"/>
+                <w:sz w:val="22"/>
                 <w:szCs w:val="20"/>
               </w:rPr>
               <w:t xml:space="preserve">At 4 mg per kg, a 15-kg animal needs —</w:t>
@@ -3757,7 +3763,7 @@
                       <w:rFonts w:ascii="Avenir Next" w:hAnsi="Avenir Next" w:cs="Avenir Next" w:eastAsia="Avenir Next"/>
                       <w:b/>
                       <w:color w:val="003A70"/>
-                      <w:sz w:val="19"/>
+                      <w:sz w:val="22"/>
                       <w:szCs w:val="19"/>
                     </w:rPr>
                     <w:t xml:space="preserve">A</w:t>
@@ -3775,7 +3781,7 @@
                     <w:rPr>
                       <w:rFonts w:ascii="Avenir Next" w:hAnsi="Avenir Next" w:cs="Avenir Next" w:eastAsia="Avenir Next"/>
                       <w:color w:val="1A1A1A"/>
-                      <w:sz w:val="19"/>
+                      <w:sz w:val="22"/>
                       <w:szCs w:val="19"/>
                     </w:rPr>
                     <w:t xml:space="preserve">60 mg</w:t>
@@ -3800,7 +3806,7 @@
                       <w:rFonts w:ascii="Avenir Next" w:hAnsi="Avenir Next" w:cs="Avenir Next" w:eastAsia="Avenir Next"/>
                       <w:b/>
                       <w:color w:val="003A70"/>
-                      <w:sz w:val="19"/>
+                      <w:sz w:val="22"/>
                       <w:szCs w:val="19"/>
                     </w:rPr>
                     <w:t xml:space="preserve">B</w:t>
@@ -3818,7 +3824,7 @@
                     <w:rPr>
                       <w:rFonts w:ascii="Avenir Next" w:hAnsi="Avenir Next" w:cs="Avenir Next" w:eastAsia="Avenir Next"/>
                       <w:color w:val="1A1A1A"/>
-                      <w:sz w:val="19"/>
+                      <w:sz w:val="22"/>
                       <w:szCs w:val="19"/>
                     </w:rPr>
                     <w:t xml:space="preserve">19 mg</w:t>
@@ -3843,7 +3849,7 @@
                       <w:rFonts w:ascii="Avenir Next" w:hAnsi="Avenir Next" w:cs="Avenir Next" w:eastAsia="Avenir Next"/>
                       <w:b/>
                       <w:color w:val="003A70"/>
-                      <w:sz w:val="19"/>
+                      <w:sz w:val="22"/>
                       <w:szCs w:val="19"/>
                     </w:rPr>
                     <w:t xml:space="preserve">C</w:t>
@@ -3861,7 +3867,7 @@
                     <w:rPr>
                       <w:rFonts w:ascii="Avenir Next" w:hAnsi="Avenir Next" w:cs="Avenir Next" w:eastAsia="Avenir Next"/>
                       <w:color w:val="1A1A1A"/>
-                      <w:sz w:val="19"/>
+                      <w:sz w:val="22"/>
                       <w:szCs w:val="19"/>
                     </w:rPr>
                     <w:t xml:space="preserve">3.75 mg</w:t>
@@ -3886,7 +3892,7 @@
                       <w:rFonts w:ascii="Avenir Next" w:hAnsi="Avenir Next" w:cs="Avenir Next" w:eastAsia="Avenir Next"/>
                       <w:b/>
                       <w:color w:val="003A70"/>
-                      <w:sz w:val="19"/>
+                      <w:sz w:val="22"/>
                       <w:szCs w:val="19"/>
                     </w:rPr>
                     <w:t xml:space="preserve">D</w:t>
@@ -3904,7 +3910,7 @@
                     <w:rPr>
                       <w:rFonts w:ascii="Avenir Next" w:hAnsi="Avenir Next" w:cs="Avenir Next" w:eastAsia="Avenir Next"/>
                       <w:color w:val="1A1A1A"/>
-                      <w:sz w:val="19"/>
+                      <w:sz w:val="22"/>
                       <w:szCs w:val="19"/>
                     </w:rPr>
                     <w:t xml:space="preserve">11 mg</w:t>
@@ -3915,7 +3921,7 @@
           </w:tbl>
           <w:p>
             <w:pPr>
-              <w:spacing w:before="0" w:after="0" w:line="24" w:lineRule="auto"/>
+              <w:spacing w:before="0" w:after="0" w:line="50" w:lineRule="exact"/>
             </w:pPr>
           </w:p>
         </w:tc>
@@ -3923,11 +3929,12 @@
     </w:tbl>
     <w:p>
       <w:pPr>
-        <w:spacing w:before="0" w:after="0" w:line="20" w:lineRule="exact"/>
+        <w:spacing w:before="0" w:after="0" w:line="50" w:lineRule="exact"/>
       </w:pPr>
     </w:p>
     <w:p>
       <w:pPr>
+        <w:pStyle w:val="Heading2"/>
         <w:keepNext/>
         <w:pBdr>
           <w:bottom w:val="single" w:sz="8" w:space="3" w:color="003A70"/>
@@ -3943,7 +3950,7 @@
           <w:b/>
           <w:color w:val="003A70"/>
           <w:spacing w:val="14"/>
-          <w:sz w:val="19"/>
+          <w:sz w:val="22"/>
           <w:szCs w:val="19"/>
         </w:rPr>
         <w:t xml:space="preserve">SELF-CHECK CODE</w:t>
@@ -3962,7 +3969,7 @@
           <w:rFonts w:ascii="Avenir Next" w:hAnsi="Avenir Next" w:cs="Avenir Next" w:eastAsia="Avenir Next"/>
           <w:i/>
           <w:color w:val="5A5F66"/>
-          <w:sz w:val="17"/>
+          <w:sz w:val="22"/>
           <w:szCs w:val="17"/>
         </w:rPr>
         <w:t xml:space="preserve">find your answer · copy its letter into that problem’s box · spell a math word</w:t>
@@ -4021,7 +4028,7 @@
                 <w:rFonts w:ascii="Avenir Next" w:hAnsi="Avenir Next" w:cs="Avenir Next" w:eastAsia="Avenir Next"/>
                 <w:b/>
                 <w:color w:val="1A1A1A"/>
-                <w:sz w:val="18"/>
+                <w:sz w:val="22"/>
                 <w:szCs w:val="18"/>
               </w:rPr>
               <w:t xml:space="preserve">440</w:t>
@@ -4037,7 +4044,7 @@
                 <w:rFonts w:ascii="Avenir Next" w:hAnsi="Avenir Next" w:cs="Avenir Next" w:eastAsia="Avenir Next"/>
                 <w:b/>
                 <w:color w:val="003A70"/>
-                <w:sz w:val="18"/>
+                <w:sz w:val="22"/>
                 <w:szCs w:val="18"/>
               </w:rPr>
               <w:t xml:space="preserve">Z</w:t>
@@ -4060,7 +4067,7 @@
                 <w:rFonts w:ascii="Avenir Next" w:hAnsi="Avenir Next" w:cs="Avenir Next" w:eastAsia="Avenir Next"/>
                 <w:b/>
                 <w:color w:val="1A1A1A"/>
-                <w:sz w:val="18"/>
+                <w:sz w:val="22"/>
                 <w:szCs w:val="18"/>
               </w:rPr>
               <w:t xml:space="preserve">10</w:t>
@@ -4076,7 +4083,7 @@
                 <w:rFonts w:ascii="Avenir Next" w:hAnsi="Avenir Next" w:cs="Avenir Next" w:eastAsia="Avenir Next"/>
                 <w:b/>
                 <w:color w:val="003A70"/>
-                <w:sz w:val="18"/>
+                <w:sz w:val="22"/>
                 <w:szCs w:val="18"/>
               </w:rPr>
               <w:t xml:space="preserve">W</w:t>
@@ -4099,7 +4106,7 @@
                 <w:rFonts w:ascii="Avenir Next" w:hAnsi="Avenir Next" w:cs="Avenir Next" w:eastAsia="Avenir Next"/>
                 <w:b/>
                 <w:color w:val="1A1A1A"/>
-                <w:sz w:val="18"/>
+                <w:sz w:val="22"/>
                 <w:szCs w:val="18"/>
               </w:rPr>
               <w:t xml:space="preserve">200</w:t>
@@ -4115,7 +4122,7 @@
                 <w:rFonts w:ascii="Avenir Next" w:hAnsi="Avenir Next" w:cs="Avenir Next" w:eastAsia="Avenir Next"/>
                 <w:b/>
                 <w:color w:val="003A70"/>
-                <w:sz w:val="18"/>
+                <w:sz w:val="22"/>
                 <w:szCs w:val="18"/>
               </w:rPr>
               <w:t xml:space="preserve">T</w:t>
@@ -4138,7 +4145,7 @@
                 <w:rFonts w:ascii="Avenir Next" w:hAnsi="Avenir Next" w:cs="Avenir Next" w:eastAsia="Avenir Next"/>
                 <w:b/>
                 <w:color w:val="1A1A1A"/>
-                <w:sz w:val="18"/>
+                <w:sz w:val="22"/>
                 <w:szCs w:val="18"/>
               </w:rPr>
               <w:t xml:space="preserve">1,736</w:t>
@@ -4154,7 +4161,7 @@
                 <w:rFonts w:ascii="Avenir Next" w:hAnsi="Avenir Next" w:cs="Avenir Next" w:eastAsia="Avenir Next"/>
                 <w:b/>
                 <w:color w:val="003A70"/>
-                <w:sz w:val="18"/>
+                <w:sz w:val="22"/>
                 <w:szCs w:val="18"/>
               </w:rPr>
               <w:t xml:space="preserve">I</w:t>
@@ -4177,7 +4184,7 @@
                 <w:rFonts w:ascii="Avenir Next" w:hAnsi="Avenir Next" w:cs="Avenir Next" w:eastAsia="Avenir Next"/>
                 <w:b/>
                 <w:color w:val="1A1A1A"/>
-                <w:sz w:val="18"/>
+                <w:sz w:val="22"/>
                 <w:szCs w:val="18"/>
               </w:rPr>
               <w:t xml:space="preserve">$76.00</w:t>
@@ -4193,7 +4200,7 @@
                 <w:rFonts w:ascii="Avenir Next" w:hAnsi="Avenir Next" w:cs="Avenir Next" w:eastAsia="Avenir Next"/>
                 <w:b/>
                 <w:color w:val="003A70"/>
-                <w:sz w:val="18"/>
+                <w:sz w:val="22"/>
                 <w:szCs w:val="18"/>
               </w:rPr>
               <w:t xml:space="preserve">G</w:t>
@@ -4216,7 +4223,7 @@
                 <w:rFonts w:ascii="Avenir Next" w:hAnsi="Avenir Next" w:cs="Avenir Next" w:eastAsia="Avenir Next"/>
                 <w:b/>
                 <w:color w:val="1A1A1A"/>
-                <w:sz w:val="18"/>
+                <w:sz w:val="22"/>
                 <w:szCs w:val="18"/>
               </w:rPr>
               <w:t xml:space="preserve">240</w:t>
@@ -4232,7 +4239,7 @@
                 <w:rFonts w:ascii="Avenir Next" w:hAnsi="Avenir Next" w:cs="Avenir Next" w:eastAsia="Avenir Next"/>
                 <w:b/>
                 <w:color w:val="003A70"/>
-                <w:sz w:val="18"/>
+                <w:sz w:val="22"/>
                 <w:szCs w:val="18"/>
               </w:rPr>
               <w:t xml:space="preserve">E</w:t>
@@ -4255,7 +4262,7 @@
                 <w:rFonts w:ascii="Avenir Next" w:hAnsi="Avenir Next" w:cs="Avenir Next" w:eastAsia="Avenir Next"/>
                 <w:b/>
                 <w:color w:val="1A1A1A"/>
-                <w:sz w:val="18"/>
+                <w:sz w:val="22"/>
                 <w:szCs w:val="18"/>
               </w:rPr>
               <w:t xml:space="preserve">528</w:t>
@@ -4271,7 +4278,7 @@
                 <w:rFonts w:ascii="Avenir Next" w:hAnsi="Avenir Next" w:cs="Avenir Next" w:eastAsia="Avenir Next"/>
                 <w:b/>
                 <w:color w:val="003A70"/>
-                <w:sz w:val="18"/>
+                <w:sz w:val="22"/>
                 <w:szCs w:val="18"/>
               </w:rPr>
               <w:t xml:space="preserve">Q</w:t>
@@ -4294,7 +4301,7 @@
                 <w:rFonts w:ascii="Avenir Next" w:hAnsi="Avenir Next" w:cs="Avenir Next" w:eastAsia="Avenir Next"/>
                 <w:b/>
                 <w:color w:val="1A1A1A"/>
-                <w:sz w:val="18"/>
+                <w:sz w:val="22"/>
                 <w:szCs w:val="18"/>
               </w:rPr>
               <w:t xml:space="preserve">$33.75</w:t>
@@ -4310,7 +4317,7 @@
                 <w:rFonts w:ascii="Avenir Next" w:hAnsi="Avenir Next" w:cs="Avenir Next" w:eastAsia="Avenir Next"/>
                 <w:b/>
                 <w:color w:val="003A70"/>
-                <w:sz w:val="18"/>
+                <w:sz w:val="22"/>
                 <w:szCs w:val="18"/>
               </w:rPr>
               <w:t xml:space="preserve">S</w:t>
@@ -4333,7 +4340,7 @@
                 <w:rFonts w:ascii="Avenir Next" w:hAnsi="Avenir Next" w:cs="Avenir Next" w:eastAsia="Avenir Next"/>
                 <w:b/>
                 <w:color w:val="1A1A1A"/>
-                <w:sz w:val="18"/>
+                <w:sz w:val="22"/>
                 <w:szCs w:val="18"/>
               </w:rPr>
               <w:t xml:space="preserve">7</w:t>
@@ -4349,7 +4356,7 @@
                 <w:rFonts w:ascii="Avenir Next" w:hAnsi="Avenir Next" w:cs="Avenir Next" w:eastAsia="Avenir Next"/>
                 <w:b/>
                 <w:color w:val="003A70"/>
-                <w:sz w:val="18"/>
+                <w:sz w:val="22"/>
                 <w:szCs w:val="18"/>
               </w:rPr>
               <w:t xml:space="preserve">H</w:t>
@@ -4372,7 +4379,7 @@
                 <w:rFonts w:ascii="Avenir Next" w:hAnsi="Avenir Next" w:cs="Avenir Next" w:eastAsia="Avenir Next"/>
                 <w:b/>
                 <w:color w:val="1A1A1A"/>
-                <w:sz w:val="18"/>
+                <w:sz w:val="22"/>
                 <w:szCs w:val="18"/>
               </w:rPr>
               <w:t xml:space="preserve">$288.80</w:t>
@@ -4388,7 +4395,7 @@
                 <w:rFonts w:ascii="Avenir Next" w:hAnsi="Avenir Next" w:cs="Avenir Next" w:eastAsia="Avenir Next"/>
                 <w:b/>
                 <w:color w:val="003A70"/>
-                <w:sz w:val="18"/>
+                <w:sz w:val="22"/>
                 <w:szCs w:val="18"/>
               </w:rPr>
               <w:t xml:space="preserve">X</w:t>
@@ -4399,7 +4406,7 @@
     </w:tbl>
     <w:p>
       <w:pPr>
-        <w:spacing w:before="0" w:after="0" w:line="60" w:lineRule="auto"/>
+        <w:spacing w:before="0" w:after="0" w:line="50" w:lineRule="exact"/>
       </w:pPr>
     </w:p>
     <w:tbl>
@@ -4588,7 +4595,7 @@
     </w:tbl>
     <w:p>
       <w:pPr>
-        <w:spacing w:before="0" w:after="0" w:line="40" w:lineRule="auto"/>
+        <w:spacing w:before="0" w:after="0" w:line="50" w:lineRule="exact"/>
       </w:pPr>
     </w:p>
     <w:tbl>
@@ -4630,6 +4637,7 @@
           </w:tcPr>
           <w:p>
             <w:pPr>
+              <w:pStyle w:val="Heading2"/>
               <w:spacing w:before="0" w:after="0" w:line="240" w:lineRule="auto"/>
             </w:pPr>
             <w:r>
@@ -4667,7 +4675,7 @@
               <w:rPr>
                 <w:rFonts w:ascii="Avenir Next" w:hAnsi="Avenir Next" w:cs="Avenir Next" w:eastAsia="Avenir Next"/>
                 <w:color w:val="1A1A1A"/>
-                <w:sz w:val="17"/>
+                <w:sz w:val="22"/>
                 <w:szCs w:val="17"/>
               </w:rPr>
               <w:t xml:space="preserve">  I can do this on my own</w:t>
@@ -4696,7 +4704,7 @@
               <w:rPr>
                 <w:rFonts w:ascii="Avenir Next" w:hAnsi="Avenir Next" w:cs="Avenir Next" w:eastAsia="Avenir Next"/>
                 <w:color w:val="1A1A1A"/>
-                <w:sz w:val="17"/>
+                <w:sz w:val="22"/>
                 <w:szCs w:val="17"/>
               </w:rPr>
               <w:t xml:space="preserve">  I need a little help</w:t>
@@ -4725,7 +4733,7 @@
               <w:rPr>
                 <w:rFonts w:ascii="Avenir Next" w:hAnsi="Avenir Next" w:cs="Avenir Next" w:eastAsia="Avenir Next"/>
                 <w:color w:val="1A1A1A"/>
-                <w:sz w:val="17"/>
+                <w:sz w:val="22"/>
                 <w:szCs w:val="17"/>
               </w:rPr>
               <w:t xml:space="preserve">  I have a question about #</w:t>
@@ -4746,7 +4754,7 @@
     </w:tbl>
     <w:p>
       <w:pPr>
-        <w:spacing w:before="0" w:after="0" w:line="20" w:lineRule="exact"/>
+        <w:spacing w:before="0" w:after="0" w:line="50" w:lineRule="exact"/>
       </w:pPr>
     </w:p>
     <w:sectPr>
@@ -4832,7 +4840,106 @@
               <w:sz w:val="15"/>
               <w:szCs w:val="15"/>
             </w:rPr>
-            <w:t xml:space="preserve">Lesson 3-7  ·  Session 2  ·  Practice Form B</w:t>
+            <w:t xml:space="preserve">3-7 · Page </w:t>
+          </w:r>
+          <w:r>
+            <w:rPr>
+              <w:rFonts w:ascii="Avenir Next" w:hAnsi="Avenir Next" w:cs="Avenir Next" w:eastAsia="Avenir Next"/>
+              <w:color w:val="5A5F66"/>
+              <w:sz w:val="15"/>
+              <w:szCs w:val="15"/>
+            </w:rPr>
+            <w:fldChar w:fldCharType="begin"/>
+          </w:r>
+          <w:r>
+            <w:rPr>
+              <w:rFonts w:ascii="Avenir Next" w:hAnsi="Avenir Next" w:cs="Avenir Next" w:eastAsia="Avenir Next"/>
+              <w:color w:val="5A5F66"/>
+              <w:sz w:val="15"/>
+              <w:szCs w:val="15"/>
+            </w:rPr>
+            <w:instrText xml:space="preserve"> PAGE </w:instrText>
+          </w:r>
+          <w:r>
+            <w:rPr>
+              <w:rFonts w:ascii="Avenir Next" w:hAnsi="Avenir Next" w:cs="Avenir Next" w:eastAsia="Avenir Next"/>
+              <w:color w:val="5A5F66"/>
+              <w:sz w:val="15"/>
+              <w:szCs w:val="15"/>
+            </w:rPr>
+            <w:fldChar w:fldCharType="separate"/>
+          </w:r>
+          <w:r>
+            <w:rPr>
+              <w:rFonts w:ascii="Avenir Next" w:hAnsi="Avenir Next" w:cs="Avenir Next" w:eastAsia="Avenir Next"/>
+              <w:color w:val="5A5F66"/>
+              <w:sz w:val="15"/>
+              <w:szCs w:val="15"/>
+            </w:rPr>
+            <w:t xml:space="preserve">1</w:t>
+          </w:r>
+          <w:r>
+            <w:rPr>
+              <w:rFonts w:ascii="Avenir Next" w:hAnsi="Avenir Next" w:cs="Avenir Next" w:eastAsia="Avenir Next"/>
+              <w:color w:val="5A5F66"/>
+              <w:sz w:val="15"/>
+              <w:szCs w:val="15"/>
+            </w:rPr>
+            <w:fldChar w:fldCharType="end"/>
+          </w:r>
+          <w:r>
+            <w:rPr>
+              <w:rFonts w:ascii="Avenir Next" w:hAnsi="Avenir Next" w:cs="Avenir Next" w:eastAsia="Avenir Next"/>
+              <w:color w:val="5A5F66"/>
+              <w:sz w:val="15"/>
+              <w:szCs w:val="15"/>
+            </w:rPr>
+            <w:t xml:space="preserve"> of </w:t>
+          </w:r>
+          <w:r>
+            <w:rPr>
+              <w:rFonts w:ascii="Avenir Next" w:hAnsi="Avenir Next" w:cs="Avenir Next" w:eastAsia="Avenir Next"/>
+              <w:color w:val="5A5F66"/>
+              <w:sz w:val="15"/>
+              <w:szCs w:val="15"/>
+            </w:rPr>
+            <w:fldChar w:fldCharType="begin"/>
+          </w:r>
+          <w:r>
+            <w:rPr>
+              <w:rFonts w:ascii="Avenir Next" w:hAnsi="Avenir Next" w:cs="Avenir Next" w:eastAsia="Avenir Next"/>
+              <w:color w:val="5A5F66"/>
+              <w:sz w:val="15"/>
+              <w:szCs w:val="15"/>
+            </w:rPr>
+            <w:instrText xml:space="preserve"> NUMPAGES </w:instrText>
+          </w:r>
+          <w:r>
+            <w:rPr>
+              <w:rFonts w:ascii="Avenir Next" w:hAnsi="Avenir Next" w:cs="Avenir Next" w:eastAsia="Avenir Next"/>
+              <w:color w:val="5A5F66"/>
+              <w:sz w:val="15"/>
+              <w:szCs w:val="15"/>
+            </w:rPr>
+            <w:fldChar w:fldCharType="separate"/>
+          </w:r>
+          <w:r>
+            <w:rPr>
+              <w:rFonts w:ascii="Avenir Next" w:hAnsi="Avenir Next" w:cs="Avenir Next" w:eastAsia="Avenir Next"/>
+              <w:color w:val="5A5F66"/>
+              <w:sz w:val="15"/>
+              <w:szCs w:val="15"/>
+            </w:rPr>
+            <w:t xml:space="preserve">1</w:t>
+          </w:r>
+          <w:r>
+            <w:rPr>
+              <w:rFonts w:ascii="Avenir Next" w:hAnsi="Avenir Next" w:cs="Avenir Next" w:eastAsia="Avenir Next"/>
+              <w:color w:val="5A5F66"/>
+              <w:sz w:val="15"/>
+              <w:szCs w:val="15"/>
+            </w:rPr>
+            <w:fldChar w:fldCharType="end"/>
           </w:r>
         </w:p>
       </w:tc>
@@ -4875,5 +4982,23 @@
       </w:tblCellMar>
     </w:tblPr>
   </w:style>
+  <w:style w:type="paragraph" w:styleId="Heading1">
+    <w:name w:val="heading 1"/>
+    <w:basedOn w:val="Normal"/>
+    <w:pPr>
+      <w:outlineLvl w:val="0"/>
+      <w:keepNext w:val="0"/>
+      <w:keepLines w:val="0"/>
+    </w:pPr>
+  </w:style>
+  <w:style w:type="paragraph" w:styleId="Heading2">
+    <w:name w:val="heading 2"/>
+    <w:basedOn w:val="Normal"/>
+    <w:pPr>
+      <w:outlineLvl w:val="1"/>
+      <w:keepNext w:val="0"/>
+      <w:keepLines w:val="0"/>
+    </w:pPr>
+  </w:style>
 </w:styles>
 </file>